--- a/klagomål/A 57253-2023 FSC-klagomål.docx
+++ b/klagomål/A 57253-2023 FSC-klagomål.docx
@@ -747,7 +747,7 @@
     <w:r>
       <w:tab/>
       <w:tab/>
-      <w:t>2026-04-14</w:t>
+      <w:t>2026-04-15</w:t>
       <w:br/>
       <w:br/>
     </w:r>

--- a/klagomål/A 57253-2023 FSC-klagomål.docx
+++ b/klagomål/A 57253-2023 FSC-klagomål.docx
@@ -747,7 +747,7 @@
     <w:r>
       <w:tab/>
       <w:tab/>
-      <w:t>2026-04-15</w:t>
+      <w:t>2026-04-16</w:t>
       <w:br/>
       <w:br/>
     </w:r>

--- a/klagomål/A 57253-2023 FSC-klagomål.docx
+++ b/klagomål/A 57253-2023 FSC-klagomål.docx
@@ -747,7 +747,7 @@
     <w:r>
       <w:tab/>
       <w:tab/>
-      <w:t>2026-04-16</w:t>
+      <w:t>2026-04-17</w:t>
       <w:br/>
       <w:br/>
     </w:r>

--- a/klagomål/A 57253-2023 FSC-klagomål.docx
+++ b/klagomål/A 57253-2023 FSC-klagomål.docx
@@ -747,7 +747,7 @@
     <w:r>
       <w:tab/>
       <w:tab/>
-      <w:t>2026-04-17</w:t>
+      <w:t>2026-04-18</w:t>
       <w:br/>
       <w:br/>
     </w:r>

--- a/klagomål/A 57253-2023 FSC-klagomål.docx
+++ b/klagomål/A 57253-2023 FSC-klagomål.docx
@@ -747,7 +747,7 @@
     <w:r>
       <w:tab/>
       <w:tab/>
-      <w:t>2026-04-18</w:t>
+      <w:t>2026-04-19</w:t>
       <w:br/>
       <w:br/>
     </w:r>

--- a/klagomål/A 57253-2023 FSC-klagomål.docx
+++ b/klagomål/A 57253-2023 FSC-klagomål.docx
@@ -747,7 +747,7 @@
     <w:r>
       <w:tab/>
       <w:tab/>
-      <w:t>2026-04-19</w:t>
+      <w:t>2026-04-20</w:t>
       <w:br/>
       <w:br/>
     </w:r>

--- a/klagomål/A 57253-2023 FSC-klagomål.docx
+++ b/klagomål/A 57253-2023 FSC-klagomål.docx
@@ -747,7 +747,7 @@
     <w:r>
       <w:tab/>
       <w:tab/>
-      <w:t>2026-04-20</w:t>
+      <w:t>2026-04-21</w:t>
       <w:br/>
       <w:br/>
     </w:r>

--- a/klagomål/A 57253-2023 FSC-klagomål.docx
+++ b/klagomål/A 57253-2023 FSC-klagomål.docx
@@ -747,7 +747,7 @@
     <w:r>
       <w:tab/>
       <w:tab/>
-      <w:t>2026-04-21</w:t>
+      <w:t>2026-04-22</w:t>
       <w:br/>
       <w:br/>
     </w:r>

--- a/klagomål/A 57253-2023 FSC-klagomål.docx
+++ b/klagomål/A 57253-2023 FSC-klagomål.docx
@@ -747,7 +747,7 @@
     <w:r>
       <w:tab/>
       <w:tab/>
-      <w:t>2026-04-22</w:t>
+      <w:t>2026-04-23</w:t>
       <w:br/>
       <w:br/>
     </w:r>

--- a/klagomål/A 57253-2023 FSC-klagomål.docx
+++ b/klagomål/A 57253-2023 FSC-klagomål.docx
@@ -747,7 +747,7 @@
     <w:r>
       <w:tab/>
       <w:tab/>
-      <w:t>2026-04-23</w:t>
+      <w:t>2026-04-24</w:t>
       <w:br/>
       <w:br/>
     </w:r>

--- a/klagomål/A 57253-2023 FSC-klagomål.docx
+++ b/klagomål/A 57253-2023 FSC-klagomål.docx
@@ -747,7 +747,7 @@
     <w:r>
       <w:tab/>
       <w:tab/>
-      <w:t>2026-04-24</w:t>
+      <w:t>2026-04-25</w:t>
       <w:br/>
       <w:br/>
     </w:r>

--- a/klagomål/A 57253-2023 FSC-klagomål.docx
+++ b/klagomål/A 57253-2023 FSC-klagomål.docx
@@ -747,7 +747,7 @@
     <w:r>
       <w:tab/>
       <w:tab/>
-      <w:t>2026-04-25</w:t>
+      <w:t>2026-04-26</w:t>
       <w:br/>
       <w:br/>
     </w:r>

--- a/klagomål/A 57253-2023 FSC-klagomål.docx
+++ b/klagomål/A 57253-2023 FSC-klagomål.docx
@@ -747,7 +747,7 @@
     <w:r>
       <w:tab/>
       <w:tab/>
-      <w:t>2026-04-26</w:t>
+      <w:t>2026-04-27</w:t>
       <w:br/>
       <w:br/>
     </w:r>

--- a/klagomål/A 57253-2023 FSC-klagomål.docx
+++ b/klagomål/A 57253-2023 FSC-klagomål.docx
@@ -747,7 +747,7 @@
     <w:r>
       <w:tab/>
       <w:tab/>
-      <w:t>2026-04-27</w:t>
+      <w:t>2026-04-28</w:t>
       <w:br/>
       <w:br/>
     </w:r>

--- a/klagomål/A 57253-2023 FSC-klagomål.docx
+++ b/klagomål/A 57253-2023 FSC-klagomål.docx
@@ -747,7 +747,7 @@
     <w:r>
       <w:tab/>
       <w:tab/>
-      <w:t>2026-04-28</w:t>
+      <w:t>2026-04-29</w:t>
       <w:br/>
       <w:br/>
     </w:r>

--- a/klagomål/A 57253-2023 FSC-klagomål.docx
+++ b/klagomål/A 57253-2023 FSC-klagomål.docx
@@ -747,7 +747,7 @@
     <w:r>
       <w:tab/>
       <w:tab/>
-      <w:t>2026-04-29</w:t>
+      <w:t>2026-04-30</w:t>
       <w:br/>
       <w:br/>
     </w:r>

--- a/klagomål/A 57253-2023 FSC-klagomål.docx
+++ b/klagomål/A 57253-2023 FSC-klagomål.docx
@@ -747,7 +747,7 @@
     <w:r>
       <w:tab/>
       <w:tab/>
-      <w:t>2026-04-30</w:t>
+      <w:t>2026-05-01</w:t>
       <w:br/>
       <w:br/>
     </w:r>

--- a/klagomål/A 57253-2023 FSC-klagomål.docx
+++ b/klagomål/A 57253-2023 FSC-klagomål.docx
@@ -747,7 +747,7 @@
     <w:r>
       <w:tab/>
       <w:tab/>
-      <w:t>2026-05-01</w:t>
+      <w:t>2026-05-02</w:t>
       <w:br/>
       <w:br/>
     </w:r>

--- a/klagomål/A 57253-2023 FSC-klagomål.docx
+++ b/klagomål/A 57253-2023 FSC-klagomål.docx
@@ -747,7 +747,7 @@
     <w:r>
       <w:tab/>
       <w:tab/>
-      <w:t>2026-05-02</w:t>
+      <w:t>2026-05-03</w:t>
       <w:br/>
       <w:br/>
     </w:r>

--- a/klagomål/A 57253-2023 FSC-klagomål.docx
+++ b/klagomål/A 57253-2023 FSC-klagomål.docx
@@ -747,7 +747,7 @@
     <w:r>
       <w:tab/>
       <w:tab/>
-      <w:t>2026-05-03</w:t>
+      <w:t>2026-05-04</w:t>
       <w:br/>
       <w:br/>
     </w:r>

--- a/klagomål/A 57253-2023 FSC-klagomål.docx
+++ b/klagomål/A 57253-2023 FSC-klagomål.docx
@@ -747,7 +747,7 @@
     <w:r>
       <w:tab/>
       <w:tab/>
-      <w:t>2026-05-04</w:t>
+      <w:t>2026-05-05</w:t>
       <w:br/>
       <w:br/>
     </w:r>

--- a/klagomål/A 57253-2023 FSC-klagomål.docx
+++ b/klagomål/A 57253-2023 FSC-klagomål.docx
@@ -747,7 +747,7 @@
     <w:r>
       <w:tab/>
       <w:tab/>
-      <w:t>2026-05-05</w:t>
+      <w:t>2026-05-06</w:t>
       <w:br/>
       <w:br/>
     </w:r>

--- a/klagomål/A 57253-2023 FSC-klagomål.docx
+++ b/klagomål/A 57253-2023 FSC-klagomål.docx
@@ -747,7 +747,7 @@
     <w:r>
       <w:tab/>
       <w:tab/>
-      <w:t>2026-05-06</w:t>
+      <w:t>2026-05-07</w:t>
       <w:br/>
       <w:br/>
     </w:r>

--- a/klagomål/A 57253-2023 FSC-klagomål.docx
+++ b/klagomål/A 57253-2023 FSC-klagomål.docx
@@ -747,7 +747,7 @@
     <w:r>
       <w:tab/>
       <w:tab/>
-      <w:t>2026-06-15</w:t>
+      <w:t>2026-06-16</w:t>
       <w:br/>
       <w:br/>
     </w:r>

--- a/klagomål/A 57253-2023 FSC-klagomål.docx
+++ b/klagomål/A 57253-2023 FSC-klagomål.docx
@@ -747,7 +747,7 @@
     <w:r>
       <w:tab/>
       <w:tab/>
-      <w:t>2026-06-16</w:t>
+      <w:t>2026-06-17</w:t>
       <w:br/>
       <w:br/>
     </w:r>

--- a/klagomål/A 57253-2023 FSC-klagomål.docx
+++ b/klagomål/A 57253-2023 FSC-klagomål.docx
@@ -1,6 +1,6 @@
 
 <file path=word/document.xml><?xml version="1.0" encoding="utf-8"?>
-<w:document xmlns:wpc="http://schemas.microsoft.com/office/word/2010/wordprocessingCanvas" xmlns:cx="http://schemas.microsoft.com/office/drawing/2014/chartex" xmlns:cx1="http://schemas.microsoft.com/office/drawing/2015/9/8/chartex" xmlns:cx2="http://schemas.microsoft.com/office/drawing/2015/10/21/chartex" xmlns:cx3="http://schemas.microsoft.com/office/drawing/2016/5/9/chartex" xmlns:cx4="http://schemas.microsoft.com/office/drawing/2016/5/10/chartex" xmlns:cx5="http://schemas.microsoft.com/office/drawing/2016/5/11/chartex" xmlns:cx6="http://schemas.microsoft.com/office/drawing/2016/5/12/chartex" xmlns:cx7="http://schemas.microsoft.com/office/drawing/2016/5/13/chartex" xmlns:cx8="http://schemas.microsoft.com/office/drawing/2016/5/14/chartex" xmlns:mc="http://schemas.openxmlformats.org/markup-compatibility/2006" xmlns:aink="http://schemas.microsoft.com/office/drawing/2016/ink" xmlns:am3d="http://schemas.microsoft.com/office/drawing/2017/model3d" xmlns:o="urn:schemas-microsoft-com:office:office" xmlns:oel="http://schemas.microsoft.com/office/2019/extlst" xmlns:r="http://schemas.openxmlformats.org/officeDocument/2006/relationships" xmlns:m="http://schemas.openxmlformats.org/officeDocument/2006/math" xmlns:v="urn:schemas-microsoft-com:vml" xmlns:wp14="http://schemas.microsoft.com/office/word/2010/wordprocessingDrawing" xmlns:wp="http://schemas.openxmlformats.org/drawingml/2006/wordprocessingDrawing" xmlns:w10="urn:schemas-microsoft-com:office:word" xmlns:w="http://schemas.openxmlformats.org/wordprocessingml/2006/main" xmlns:w14="http://schemas.microsoft.com/office/word/2010/wordml" xmlns:w15="http://schemas.microsoft.com/office/word/2012/wordml" xmlns:w16cex="http://schemas.microsoft.com/office/word/2018/wordml/cex" xmlns:w16cid="http://schemas.microsoft.com/office/word/2016/wordml/cid" xmlns:w16="http://schemas.microsoft.com/office/word/2018/wordml" xmlns:w16sdtdh="http://schemas.microsoft.com/office/word/2020/wordml/sdtdatahash" xmlns:w16se="http://schemas.microsoft.com/office/word/2015/wordml/symex" xmlns:wpg="http://schemas.microsoft.com/office/word/2010/wordprocessingGroup" xmlns:wpi="http://schemas.microsoft.com/office/word/2010/wordprocessingInk" xmlns:wne="http://schemas.microsoft.com/office/word/2006/wordml" xmlns:wps="http://schemas.microsoft.com/office/word/2010/wordprocessingShape" mc:Ignorable="w14 w15 w16se w16cid w16 w16cex w16sdtdh wp14">
+<w:document xmlns:wpc="http://schemas.microsoft.com/office/word/2010/wordprocessingCanvas" xmlns:cx="http://schemas.microsoft.com/office/drawing/2014/chartex" xmlns:cx1="http://schemas.microsoft.com/office/drawing/2015/9/8/chartex" xmlns:cx2="http://schemas.microsoft.com/office/drawing/2015/10/21/chartex" xmlns:cx3="http://schemas.microsoft.com/office/drawing/2016/5/9/chartex" xmlns:cx4="http://schemas.microsoft.com/office/drawing/2016/5/10/chartex" xmlns:cx5="http://schemas.microsoft.com/office/drawing/2016/5/11/chartex" xmlns:cx6="http://schemas.microsoft.com/office/drawing/2016/5/12/chartex" xmlns:cx7="http://schemas.microsoft.com/office/drawing/2016/5/13/chartex" xmlns:cx8="http://schemas.microsoft.com/office/drawing/2016/5/14/chartex" xmlns:mc="http://schemas.openxmlformats.org/markup-compatibility/2006" xmlns:aink="http://schemas.microsoft.com/office/drawing/2016/ink" xmlns:am3d="http://schemas.microsoft.com/office/drawing/2017/model3d" xmlns:o="urn:schemas-microsoft-com:office:office" xmlns:oel="http://schemas.microsoft.com/office/2019/extlst" xmlns:r="http://schemas.openxmlformats.org/officeDocument/2006/relationships" xmlns:m="http://schemas.openxmlformats.org/officeDocument/2006/math" xmlns:v="urn:schemas-microsoft-com:vml" xmlns:wp14="http://schemas.microsoft.com/office/word/2010/wordprocessingDrawing" xmlns:wp="http://schemas.openxmlformats.org/drawingml/2006/wordprocessingDrawing" xmlns:w10="urn:schemas-microsoft-com:office:word" xmlns:w="http://schemas.openxmlformats.org/wordprocessingml/2006/main" xmlns:w14="http://schemas.microsoft.com/office/word/2010/wordml" xmlns:w15="http://schemas.microsoft.com/office/word/2012/wordml" xmlns:w16cex="http://schemas.microsoft.com/office/word/2018/wordml/cex" xmlns:w16cid="http://schemas.microsoft.com/office/word/2016/wordml/cid" xmlns:w16="http://schemas.microsoft.com/office/word/2018/wordml" xmlns:w16du="http://schemas.microsoft.com/office/word/2023/wordml/word16du" xmlns:w16sdtdh="http://schemas.microsoft.com/office/word/2020/wordml/sdtdatahash" xmlns:w16sdtfl="http://schemas.microsoft.com/office/word/2024/wordml/sdtformatlock" xmlns:w16se="http://schemas.microsoft.com/office/word/2015/wordml/symex" xmlns:wpg="http://schemas.microsoft.com/office/word/2010/wordprocessingGroup" xmlns:wpi="http://schemas.microsoft.com/office/word/2010/wordprocessingInk" xmlns:wne="http://schemas.microsoft.com/office/word/2006/wordml" xmlns:wps="http://schemas.microsoft.com/office/word/2010/wordprocessingShape" mc:Ignorable="w14 w15 w16se w16cid w16 w16cex w16sdtdh w16sdtfl w16du wp14">
   <w:body>
     <w:p>
       <w:r>
@@ -163,17 +163,17 @@
         <w:pStyle w:val="Title"/>
       </w:pPr>
       <w:r>
-        <w:t>Inledande FSC- /PEFC-klagomål – information om höga naturvärden i avverkningsanmälan A 57253-2023 i Nordanstigs kommun</w:t>
+        <w:t>Inledande FSC- /PEFC-klagomål – information om höga naturvärden och fridlysta arter i avverkningsanmälan A 57253-2023 i Nordanstigs kommun</w:t>
       </w:r>
     </w:p>
     <w:p>
       <w:r>
-        <w:t>Detta dokument behandlar höga naturvärden i avverkningsanmälan A 57253-2023 i Nordanstigs kommun. Denna avverkningsanmälan inkom 2023-11-15 00:00:00 och omfattar 16,0 ha.</w:t>
+        <w:t>Detta dokument behandlar höga naturvärden i avverkningsanmälan A 57253-2023 i Nordanstigs kommun som inkom 2023-11-15 och omfattar 16,0 ha.</w:t>
       </w:r>
     </w:p>
     <w:p>
       <w:r>
-        <w:t>Nedan presenteras fynd av naturvårdsarter som gjorts i det avverkningsanmälda området, samt relevanta utdrag ur standarderna för FSC, Chain of Custody, Controlled Wood och PEFC.</w:t>
+        <w:t>Nedan presenteras fynd av naturvårdsarter och fridlysta arter som gjorts i det avverkningsanmälda området, samt relevanta utdrag ur standarderna för FSC, Chain of Custody, Controlled Wood och PEFC.</w:t>
       </w:r>
     </w:p>
     <w:p>
@@ -191,12 +191,15 @@
     </w:p>
     <w:p>
       <w:r>
-        <w:t>I avverkningsanmälan har följande 3 naturvårdsarter hittats: mörk husmossa (S), svart trolldruva (S) och ögonpyrola (S). Arter som är signalarter enligt Skogsstyrelsen har markerats med (S).</w:t>
+        <w:t>I och inom 21 meter från avverkningsanmälan har följande 11 naturvårdsarter hittats: björksplintborre (S), korallrot (S, T, §8), kransrams (S, T), källpraktmossa (S, T), mörk husmossa (S, T), svart trolldruva (S, T), ögonpyrola (S, T), blåsippa (T, §9), kransmossa (T), ormbär (T) och torta (T). Arter som är signalarter enligt Skogsstyrelsen har markerats med (S). Typiska arter inom Natura 2000 som är kopplade till skogsekosystem har markerats med (T). För fridlysta arter anges även paragrafen i Artskyddsförordningen som arten är fridlyst enligt.</w:t>
       </w:r>
     </w:p>
     <w:p>
       <w:r>
-        <w:t>De påträffade naturvårdsarterna är ett tydligt kvitto på att detta rör sig om en skog med höga naturvärden. I Figur 1 visas en karta över det avverkningsanmälda området, där samtliga fyndplatser för naturvårdsarter som finns registrerade på Artportalen har markerats.</w:t>
+        <w:t>De påträffade naturvårdsarterna är ett tydligt kvitto på att det rör sig om en skog med höga naturvärden.</w:t>
+      </w:r>
+      <w:r>
+        <w:t xml:space="preserve"> I Figur 1 visas fyndplatser för naturvårdsarter i området, som finns registrerade på Artportalen.</w:t>
       </w:r>
     </w:p>
     <w:p>
@@ -206,7 +209,7 @@
       <w:r>
         <w:drawing>
           <wp:inline xmlns:a="http://schemas.openxmlformats.org/drawingml/2006/main" xmlns:pic="http://schemas.openxmlformats.org/drawingml/2006/picture">
-            <wp:extent cx="5486400" cy="4752900"/>
+            <wp:extent cx="5486400" cy="4657358"/>
             <wp:docPr id="1" name="Picture 1"/>
             <wp:cNvGraphicFramePr>
               <a:graphicFrameLocks noChangeAspect="1"/>
@@ -227,7 +230,7 @@
                   <pic:spPr>
                     <a:xfrm>
                       <a:off x="0" y="0"/>
-                      <a:ext cx="5486400" cy="4752900"/>
+                      <a:ext cx="5486400" cy="4657358"/>
                     </a:xfrm>
                     <a:prstGeom prst="rect"/>
                   </pic:spPr>
@@ -241,9 +244,169 @@
     <w:p>
       <w:pPr>
         <w:pStyle w:val="Caption"/>
+        <w:spacing w:after="240"/>
       </w:pPr>
       <w:r>
-        <w:t>Figur 1. Fyndplatser för naturvårdsarter i det avverkningsanmälda området (röd linje). Markörer utan svart kant är placerade på fyndplatsen. Markörer med svart kant är placerade vid sidan av fyndplatsen och har ett svart streck som visar fyndplatsens exakta position. Kartans mittpunktskoordinat är N 6896400, E 576153 i SWEREF 99 TM.</w:t>
+        <w:t>Figur 1. Fyndplatser för naturvårdsarter i och inom 21 meter från avverkningsanmälan (röd linje). Markörer utan svart kant är placerade på fyndplatsen. Markörer med svart kant är placerade vid sidan av fyndplatsen och har ett svart streck som visar fyndplatsens exakta position. Kartans mittpunktskoordinat är N 6896400, E 576153 i SWEREF 99 TM.</w:t>
+      </w:r>
+    </w:p>
+    <w:p>
+      <w:pPr>
+        <w:pStyle w:val="Heading2"/>
+      </w:pPr>
+      <w:r>
+        <w:t>Fridlysta arter</w:t>
+      </w:r>
+    </w:p>
+    <w:p>
+      <w:r>
+        <w:t>Följande fridlysta arter har sina livsmiljöer och växtplatser i den avverkningsanmälda skogen: korallrot (S, T, §8) och blåsippa (T, §9).</w:t>
+      </w:r>
+    </w:p>
+    <w:p>
+      <w:r>
+        <w:rPr>
+          <w:b/>
+        </w:rPr>
+        <w:t>Blåsippa (§9)</w:t>
+      </w:r>
+      <w:r>
+        <w:t xml:space="preserve"> är typisk art för </w:t>
+      </w:r>
+      <w:r>
+        <w:rPr>
+          <w:i/>
+        </w:rPr>
+        <w:t>9050 Näringsrik granskog, 9020 Nordlig ädellövskog</w:t>
+      </w:r>
+      <w:r>
+        <w:t xml:space="preserve"> och </w:t>
+      </w:r>
+      <w:r>
+        <w:rPr>
+          <w:i/>
+        </w:rPr>
+        <w:t>8240 Karsthällmarker</w:t>
+      </w:r>
+      <w:r>
+        <w:t xml:space="preserve"> (SLU Artdatabanken, 2025).</w:t>
+      </w:r>
+    </w:p>
+    <w:p>
+      <w:r>
+        <w:rPr>
+          <w:b/>
+        </w:rPr>
+        <w:t>Korallrot (§8)</w:t>
+      </w:r>
+      <w:r>
+        <w:t xml:space="preserve"> växer i sumpskogar och annan fuktig eller växelfuktig skogsmark, exempelvis i alkärr och kärrkanter, fuktiga bäckdalar, raviner, myrlaggar, sumpiga strandskogar samt i fuktiga lundar. Den visar på mer eller mindre stabila förhållanden och intakt hydrologi och är känslig för avverkning, körskador, skogsgödsling och dikning. Korallrot är typisk art för </w:t>
+      </w:r>
+      <w:r>
+        <w:rPr>
+          <w:i/>
+        </w:rPr>
+        <w:t>9080 Lövsumpskog</w:t>
+      </w:r>
+      <w:r>
+        <w:t xml:space="preserve"> och fridlyst enligt 8 § artskyddsförordningen (SLU Artdatabanken, 2024; Nitare &amp; Skogsstyrelsen, 2019).</w:t>
+      </w:r>
+    </w:p>
+    <w:p>
+      <w:pPr>
+        <w:pStyle w:val="Heading2"/>
+      </w:pPr>
+      <w:r>
+        <w:t>Övriga naturvårdsarter</w:t>
+      </w:r>
+    </w:p>
+    <w:p>
+      <w:r>
+        <w:rPr>
+          <w:b/>
+        </w:rPr>
+        <w:t xml:space="preserve">Björksplintborre </w:t>
+      </w:r>
+      <w:r>
+        <w:t>är en skalbagge vars larvutveckling sker i bark på nyligen döda björkar, både stående träd och vindfällen. En prydlig rad med runda ventilationshål i barken ovanför modergången är synnerligen karaktäristiskt. Arten är knuten till lövrika blandskogar med en hög andel gamla träd, och starkt gynnad av naturliga störningar som torka, översvämningar, brand och stormfällningar. Talrika gnagspår kan tyda på biotoper med höga naturvärden, exempelvis för ovanliga hackspettar och andra, mer sällsynta vedinsekter. Larverna är omtyckt hackspettsföda (SLU Artdatabanken, 2025).</w:t>
+      </w:r>
+    </w:p>
+    <w:p>
+      <w:r>
+        <w:rPr>
+          <w:b/>
+        </w:rPr>
+        <w:t>Kransmossa</w:t>
+      </w:r>
+      <w:r>
+        <w:t xml:space="preserve"> är typisk art för </w:t>
+      </w:r>
+      <w:r>
+        <w:rPr>
+          <w:i/>
+        </w:rPr>
+        <w:t xml:space="preserve">9050 Näringsrik granskog </w:t>
+      </w:r>
+      <w:r>
+        <w:t xml:space="preserve">och </w:t>
+      </w:r>
+      <w:r>
+        <w:rPr>
+          <w:i/>
+        </w:rPr>
+        <w:t xml:space="preserve">6170 Alpina kalkgräsmarker </w:t>
+      </w:r>
+      <w:r>
+        <w:t>(SLU Artdatabanken, 2025).</w:t>
+      </w:r>
+    </w:p>
+    <w:p>
+      <w:r>
+        <w:rPr>
+          <w:b/>
+        </w:rPr>
+        <w:t>Kransrams</w:t>
+      </w:r>
+      <w:r>
+        <w:t xml:space="preserve"> är typisk art för </w:t>
+      </w:r>
+      <w:r>
+        <w:rPr>
+          <w:i/>
+        </w:rPr>
+        <w:t xml:space="preserve">9020 Nordlig ädellövskog </w:t>
+      </w:r>
+      <w:r>
+        <w:t>(SLU Artdatabanken, 2025).</w:t>
+      </w:r>
+    </w:p>
+    <w:p>
+      <w:r>
+        <w:rPr>
+          <w:b/>
+        </w:rPr>
+        <w:t xml:space="preserve">Källpraktmossa </w:t>
+      </w:r>
+      <w:r>
+        <w:t xml:space="preserve">växer på fuktig eller blöt, näringsrik och ofta mineralrik mark, t.ex. i sumpskogar. Den är en god signalart i södra och mellersta Sverige och förekommer ofta i artrika miljöer med t.ex. kärrkammossa, bågpraktmossa, filtrundmossa och skogshakmossa. Eftersom mängden våtmarker har reducerats kraftigt i södra Sverige under det senaste seklet har förekomsten av källpraktmossa troligen minskat i söder. Källpraktmossa är typisk art för </w:t>
+      </w:r>
+      <w:r>
+        <w:rPr>
+          <w:i/>
+        </w:rPr>
+        <w:t xml:space="preserve">7160 Källor och källkärr, 9750 Svämlövskog </w:t>
+      </w:r>
+      <w:r>
+        <w:t>och</w:t>
+      </w:r>
+      <w:r>
+        <w:rPr>
+          <w:i/>
+        </w:rPr>
+        <w:t xml:space="preserve"> 9080 Lövsumpskog </w:t>
+      </w:r>
+      <w:r>
+        <w:t>(Nitare &amp; Skogsstyrelsen, 2019; SLU Artdatabanken, 2025).</w:t>
       </w:r>
     </w:p>
     <w:p>
@@ -280,6 +443,26 @@
         <w:rPr>
           <w:b/>
         </w:rPr>
+        <w:t>Ormbär</w:t>
+      </w:r>
+      <w:r>
+        <w:t xml:space="preserve"> är typisk art för </w:t>
+      </w:r>
+      <w:r>
+        <w:rPr>
+          <w:i/>
+        </w:rPr>
+        <w:t xml:space="preserve">9050 Näringsrik granskog </w:t>
+      </w:r>
+      <w:r>
+        <w:t>(SLU Artdatabanken, 2025).</w:t>
+      </w:r>
+    </w:p>
+    <w:p>
+      <w:r>
+        <w:rPr>
+          <w:b/>
+        </w:rPr>
         <w:t>Svart trolldruva</w:t>
       </w:r>
       <w:r>
@@ -311,6 +494,35 @@
       </w:r>
       <w:r>
         <w:t xml:space="preserve"> (SLU Artdatabanken, 2024; Nitare &amp; Skogsstyrelsen, 2019).</w:t>
+      </w:r>
+    </w:p>
+    <w:p>
+      <w:r>
+        <w:rPr>
+          <w:b/>
+        </w:rPr>
+        <w:t xml:space="preserve">Torta </w:t>
+      </w:r>
+      <w:r>
+        <w:t xml:space="preserve">är typisk art för </w:t>
+      </w:r>
+      <w:r>
+        <w:rPr>
+          <w:i/>
+        </w:rPr>
+        <w:t xml:space="preserve">9050 Näringsrik granskog </w:t>
+      </w:r>
+      <w:r>
+        <w:t xml:space="preserve">och </w:t>
+      </w:r>
+      <w:r>
+        <w:rPr>
+          <w:i/>
+        </w:rPr>
+        <w:t xml:space="preserve">9040 Fjällbjörkskog </w:t>
+      </w:r>
+      <w:r>
+        <w:t>(SLU Artdatabanken, 2025).</w:t>
       </w:r>
     </w:p>
     <w:p>
@@ -432,7 +644,7 @@
         <w:rPr>
           <w:i/>
         </w:rPr>
-        <w:t>I det avverkningsanmälda skogsområdet har 3 naturvårdsarter varav 0 rödlistade arter sina livsmiljöer och växtplatser.</w:t>
+        <w:t>I det avverkningsanmälda skogsområdet har 11 naturvårdsarter varav 0 rödlistade arter sina livsmiljöer och växtplatser.</w:t>
       </w:r>
     </w:p>
     <w:p>
@@ -637,7 +849,7 @@
 </file>
 
 <file path=word/endnotes.xml><?xml version="1.0" encoding="utf-8"?>
-<w:endnotes xmlns:wpc="http://schemas.microsoft.com/office/word/2010/wordprocessingCanvas" xmlns:cx="http://schemas.microsoft.com/office/drawing/2014/chartex" xmlns:cx1="http://schemas.microsoft.com/office/drawing/2015/9/8/chartex" xmlns:cx2="http://schemas.microsoft.com/office/drawing/2015/10/21/chartex" xmlns:cx3="http://schemas.microsoft.com/office/drawing/2016/5/9/chartex" xmlns:cx4="http://schemas.microsoft.com/office/drawing/2016/5/10/chartex" xmlns:cx5="http://schemas.microsoft.com/office/drawing/2016/5/11/chartex" xmlns:cx6="http://schemas.microsoft.com/office/drawing/2016/5/12/chartex" xmlns:cx7="http://schemas.microsoft.com/office/drawing/2016/5/13/chartex" xmlns:cx8="http://schemas.microsoft.com/office/drawing/2016/5/14/chartex" xmlns:mc="http://schemas.openxmlformats.org/markup-compatibility/2006" xmlns:aink="http://schemas.microsoft.com/office/drawing/2016/ink" xmlns:am3d="http://schemas.microsoft.com/office/drawing/2017/model3d" xmlns:o="urn:schemas-microsoft-com:office:office" xmlns:oel="http://schemas.microsoft.com/office/2019/extlst" xmlns:r="http://schemas.openxmlformats.org/officeDocument/2006/relationships" xmlns:m="http://schemas.openxmlformats.org/officeDocument/2006/math" xmlns:v="urn:schemas-microsoft-com:vml" xmlns:wp14="http://schemas.microsoft.com/office/word/2010/wordprocessingDrawing" xmlns:wp="http://schemas.openxmlformats.org/drawingml/2006/wordprocessingDrawing" xmlns:w10="urn:schemas-microsoft-com:office:word" xmlns:w="http://schemas.openxmlformats.org/wordprocessingml/2006/main" xmlns:w14="http://schemas.microsoft.com/office/word/2010/wordml" xmlns:w15="http://schemas.microsoft.com/office/word/2012/wordml" xmlns:w16cex="http://schemas.microsoft.com/office/word/2018/wordml/cex" xmlns:w16cid="http://schemas.microsoft.com/office/word/2016/wordml/cid" xmlns:w16="http://schemas.microsoft.com/office/word/2018/wordml" xmlns:w16sdtdh="http://schemas.microsoft.com/office/word/2020/wordml/sdtdatahash" xmlns:w16se="http://schemas.microsoft.com/office/word/2015/wordml/symex" xmlns:wpg="http://schemas.microsoft.com/office/word/2010/wordprocessingGroup" xmlns:wpi="http://schemas.microsoft.com/office/word/2010/wordprocessingInk" xmlns:wne="http://schemas.microsoft.com/office/word/2006/wordml" xmlns:wps="http://schemas.microsoft.com/office/word/2010/wordprocessingShape" mc:Ignorable="w14 w15 w16se w16cid w16 w16cex w16sdtdh wp14">
+<w:endnotes xmlns:wpc="http://schemas.microsoft.com/office/word/2010/wordprocessingCanvas" xmlns:cx="http://schemas.microsoft.com/office/drawing/2014/chartex" xmlns:cx1="http://schemas.microsoft.com/office/drawing/2015/9/8/chartex" xmlns:cx2="http://schemas.microsoft.com/office/drawing/2015/10/21/chartex" xmlns:cx3="http://schemas.microsoft.com/office/drawing/2016/5/9/chartex" xmlns:cx4="http://schemas.microsoft.com/office/drawing/2016/5/10/chartex" xmlns:cx5="http://schemas.microsoft.com/office/drawing/2016/5/11/chartex" xmlns:cx6="http://schemas.microsoft.com/office/drawing/2016/5/12/chartex" xmlns:cx7="http://schemas.microsoft.com/office/drawing/2016/5/13/chartex" xmlns:cx8="http://schemas.microsoft.com/office/drawing/2016/5/14/chartex" xmlns:mc="http://schemas.openxmlformats.org/markup-compatibility/2006" xmlns:aink="http://schemas.microsoft.com/office/drawing/2016/ink" xmlns:am3d="http://schemas.microsoft.com/office/drawing/2017/model3d" xmlns:o="urn:schemas-microsoft-com:office:office" xmlns:oel="http://schemas.microsoft.com/office/2019/extlst" xmlns:r="http://schemas.openxmlformats.org/officeDocument/2006/relationships" xmlns:m="http://schemas.openxmlformats.org/officeDocument/2006/math" xmlns:v="urn:schemas-microsoft-com:vml" xmlns:wp14="http://schemas.microsoft.com/office/word/2010/wordprocessingDrawing" xmlns:wp="http://schemas.openxmlformats.org/drawingml/2006/wordprocessingDrawing" xmlns:w10="urn:schemas-microsoft-com:office:word" xmlns:w="http://schemas.openxmlformats.org/wordprocessingml/2006/main" xmlns:w14="http://schemas.microsoft.com/office/word/2010/wordml" xmlns:w15="http://schemas.microsoft.com/office/word/2012/wordml" xmlns:w16cex="http://schemas.microsoft.com/office/word/2018/wordml/cex" xmlns:w16cid="http://schemas.microsoft.com/office/word/2016/wordml/cid" xmlns:w16="http://schemas.microsoft.com/office/word/2018/wordml" xmlns:w16du="http://schemas.microsoft.com/office/word/2023/wordml/word16du" xmlns:w16sdtdh="http://schemas.microsoft.com/office/word/2020/wordml/sdtdatahash" xmlns:w16sdtfl="http://schemas.microsoft.com/office/word/2024/wordml/sdtformatlock" xmlns:w16se="http://schemas.microsoft.com/office/word/2015/wordml/symex" xmlns:wpg="http://schemas.microsoft.com/office/word/2010/wordprocessingGroup" xmlns:wpi="http://schemas.microsoft.com/office/word/2010/wordprocessingInk" xmlns:wne="http://schemas.microsoft.com/office/word/2006/wordml" xmlns:wps="http://schemas.microsoft.com/office/word/2010/wordprocessingShape" mc:Ignorable="w14 w15 w16se w16cid w16 w16cex w16sdtdh w16sdtfl w16du wp14">
   <w:endnote w:type="separator" w:id="-1">
     <w:p>
       <w:pPr>
@@ -662,7 +874,7 @@
 </file>
 
 <file path=word/footer1.xml><?xml version="1.0" encoding="utf-8"?>
-<w:ftr xmlns:wpc="http://schemas.microsoft.com/office/word/2010/wordprocessingCanvas" xmlns:cx="http://schemas.microsoft.com/office/drawing/2014/chartex" xmlns:cx1="http://schemas.microsoft.com/office/drawing/2015/9/8/chartex" xmlns:cx2="http://schemas.microsoft.com/office/drawing/2015/10/21/chartex" xmlns:cx3="http://schemas.microsoft.com/office/drawing/2016/5/9/chartex" xmlns:cx4="http://schemas.microsoft.com/office/drawing/2016/5/10/chartex" xmlns:cx5="http://schemas.microsoft.com/office/drawing/2016/5/11/chartex" xmlns:cx6="http://schemas.microsoft.com/office/drawing/2016/5/12/chartex" xmlns:cx7="http://schemas.microsoft.com/office/drawing/2016/5/13/chartex" xmlns:cx8="http://schemas.microsoft.com/office/drawing/2016/5/14/chartex" xmlns:mc="http://schemas.openxmlformats.org/markup-compatibility/2006" xmlns:aink="http://schemas.microsoft.com/office/drawing/2016/ink" xmlns:am3d="http://schemas.microsoft.com/office/drawing/2017/model3d" xmlns:o="urn:schemas-microsoft-com:office:office" xmlns:oel="http://schemas.microsoft.com/office/2019/extlst" xmlns:r="http://schemas.openxmlformats.org/officeDocument/2006/relationships" xmlns:m="http://schemas.openxmlformats.org/officeDocument/2006/math" xmlns:v="urn:schemas-microsoft-com:vml" xmlns:wp14="http://schemas.microsoft.com/office/word/2010/wordprocessingDrawing" xmlns:wp="http://schemas.openxmlformats.org/drawingml/2006/wordprocessingDrawing" xmlns:w10="urn:schemas-microsoft-com:office:word" xmlns:w="http://schemas.openxmlformats.org/wordprocessingml/2006/main" xmlns:w14="http://schemas.microsoft.com/office/word/2010/wordml" xmlns:w15="http://schemas.microsoft.com/office/word/2012/wordml" xmlns:w16cex="http://schemas.microsoft.com/office/word/2018/wordml/cex" xmlns:w16cid="http://schemas.microsoft.com/office/word/2016/wordml/cid" xmlns:w16="http://schemas.microsoft.com/office/word/2018/wordml" xmlns:w16sdtdh="http://schemas.microsoft.com/office/word/2020/wordml/sdtdatahash" xmlns:w16se="http://schemas.microsoft.com/office/word/2015/wordml/symex" xmlns:wpg="http://schemas.microsoft.com/office/word/2010/wordprocessingGroup" xmlns:wpi="http://schemas.microsoft.com/office/word/2010/wordprocessingInk" xmlns:wne="http://schemas.microsoft.com/office/word/2006/wordml" xmlns:wps="http://schemas.microsoft.com/office/word/2010/wordprocessingShape" mc:Ignorable="w14 w15 w16se w16cid w16 w16cex w16sdtdh wp14">
+<w:ftr xmlns:wpc="http://schemas.microsoft.com/office/word/2010/wordprocessingCanvas" xmlns:cx="http://schemas.microsoft.com/office/drawing/2014/chartex" xmlns:cx1="http://schemas.microsoft.com/office/drawing/2015/9/8/chartex" xmlns:cx2="http://schemas.microsoft.com/office/drawing/2015/10/21/chartex" xmlns:cx3="http://schemas.microsoft.com/office/drawing/2016/5/9/chartex" xmlns:cx4="http://schemas.microsoft.com/office/drawing/2016/5/10/chartex" xmlns:cx5="http://schemas.microsoft.com/office/drawing/2016/5/11/chartex" xmlns:cx6="http://schemas.microsoft.com/office/drawing/2016/5/12/chartex" xmlns:cx7="http://schemas.microsoft.com/office/drawing/2016/5/13/chartex" xmlns:cx8="http://schemas.microsoft.com/office/drawing/2016/5/14/chartex" xmlns:mc="http://schemas.openxmlformats.org/markup-compatibility/2006" xmlns:aink="http://schemas.microsoft.com/office/drawing/2016/ink" xmlns:am3d="http://schemas.microsoft.com/office/drawing/2017/model3d" xmlns:o="urn:schemas-microsoft-com:office:office" xmlns:oel="http://schemas.microsoft.com/office/2019/extlst" xmlns:r="http://schemas.openxmlformats.org/officeDocument/2006/relationships" xmlns:m="http://schemas.openxmlformats.org/officeDocument/2006/math" xmlns:v="urn:schemas-microsoft-com:vml" xmlns:wp14="http://schemas.microsoft.com/office/word/2010/wordprocessingDrawing" xmlns:wp="http://schemas.openxmlformats.org/drawingml/2006/wordprocessingDrawing" xmlns:w10="urn:schemas-microsoft-com:office:word" xmlns:w="http://schemas.openxmlformats.org/wordprocessingml/2006/main" xmlns:w14="http://schemas.microsoft.com/office/word/2010/wordml" xmlns:w15="http://schemas.microsoft.com/office/word/2012/wordml" xmlns:w16cex="http://schemas.microsoft.com/office/word/2018/wordml/cex" xmlns:w16cid="http://schemas.microsoft.com/office/word/2016/wordml/cid" xmlns:w16="http://schemas.microsoft.com/office/word/2018/wordml" xmlns:w16du="http://schemas.microsoft.com/office/word/2023/wordml/word16du" xmlns:w16sdtdh="http://schemas.microsoft.com/office/word/2020/wordml/sdtdatahash" xmlns:w16sdtfl="http://schemas.microsoft.com/office/word/2024/wordml/sdtformatlock" xmlns:w16se="http://schemas.microsoft.com/office/word/2015/wordml/symex" xmlns:wpg="http://schemas.microsoft.com/office/word/2010/wordprocessingGroup" xmlns:wpi="http://schemas.microsoft.com/office/word/2010/wordprocessingInk" xmlns:wne="http://schemas.microsoft.com/office/word/2006/wordml" xmlns:wps="http://schemas.microsoft.com/office/word/2010/wordprocessingShape" mc:Ignorable="w14 w15 w16se w16cid w16 w16cex w16sdtdh w16sdtfl w16du wp14">
   <w:p>
     <w:pPr>
       <w:pStyle w:val="Footer"/>
@@ -672,7 +884,7 @@
 </file>
 
 <file path=word/footer2.xml><?xml version="1.0" encoding="utf-8"?>
-<w:ftr xmlns:wpc="http://schemas.microsoft.com/office/word/2010/wordprocessingCanvas" xmlns:cx="http://schemas.microsoft.com/office/drawing/2014/chartex" xmlns:cx1="http://schemas.microsoft.com/office/drawing/2015/9/8/chartex" xmlns:cx2="http://schemas.microsoft.com/office/drawing/2015/10/21/chartex" xmlns:cx3="http://schemas.microsoft.com/office/drawing/2016/5/9/chartex" xmlns:cx4="http://schemas.microsoft.com/office/drawing/2016/5/10/chartex" xmlns:cx5="http://schemas.microsoft.com/office/drawing/2016/5/11/chartex" xmlns:cx6="http://schemas.microsoft.com/office/drawing/2016/5/12/chartex" xmlns:cx7="http://schemas.microsoft.com/office/drawing/2016/5/13/chartex" xmlns:cx8="http://schemas.microsoft.com/office/drawing/2016/5/14/chartex" xmlns:mc="http://schemas.openxmlformats.org/markup-compatibility/2006" xmlns:aink="http://schemas.microsoft.com/office/drawing/2016/ink" xmlns:am3d="http://schemas.microsoft.com/office/drawing/2017/model3d" xmlns:o="urn:schemas-microsoft-com:office:office" xmlns:oel="http://schemas.microsoft.com/office/2019/extlst" xmlns:r="http://schemas.openxmlformats.org/officeDocument/2006/relationships" xmlns:m="http://schemas.openxmlformats.org/officeDocument/2006/math" xmlns:v="urn:schemas-microsoft-com:vml" xmlns:wp14="http://schemas.microsoft.com/office/word/2010/wordprocessingDrawing" xmlns:wp="http://schemas.openxmlformats.org/drawingml/2006/wordprocessingDrawing" xmlns:w10="urn:schemas-microsoft-com:office:word" xmlns:w="http://schemas.openxmlformats.org/wordprocessingml/2006/main" xmlns:w14="http://schemas.microsoft.com/office/word/2010/wordml" xmlns:w15="http://schemas.microsoft.com/office/word/2012/wordml" xmlns:w16cex="http://schemas.microsoft.com/office/word/2018/wordml/cex" xmlns:w16cid="http://schemas.microsoft.com/office/word/2016/wordml/cid" xmlns:w16="http://schemas.microsoft.com/office/word/2018/wordml" xmlns:w16sdtdh="http://schemas.microsoft.com/office/word/2020/wordml/sdtdatahash" xmlns:w16se="http://schemas.microsoft.com/office/word/2015/wordml/symex" xmlns:wpg="http://schemas.microsoft.com/office/word/2010/wordprocessingGroup" xmlns:wpi="http://schemas.microsoft.com/office/word/2010/wordprocessingInk" xmlns:wne="http://schemas.microsoft.com/office/word/2006/wordml" xmlns:wps="http://schemas.microsoft.com/office/word/2010/wordprocessingShape" mc:Ignorable="w14 w15 w16se w16cid w16 w16cex w16sdtdh wp14">
+<w:ftr xmlns:wpc="http://schemas.microsoft.com/office/word/2010/wordprocessingCanvas" xmlns:cx="http://schemas.microsoft.com/office/drawing/2014/chartex" xmlns:cx1="http://schemas.microsoft.com/office/drawing/2015/9/8/chartex" xmlns:cx2="http://schemas.microsoft.com/office/drawing/2015/10/21/chartex" xmlns:cx3="http://schemas.microsoft.com/office/drawing/2016/5/9/chartex" xmlns:cx4="http://schemas.microsoft.com/office/drawing/2016/5/10/chartex" xmlns:cx5="http://schemas.microsoft.com/office/drawing/2016/5/11/chartex" xmlns:cx6="http://schemas.microsoft.com/office/drawing/2016/5/12/chartex" xmlns:cx7="http://schemas.microsoft.com/office/drawing/2016/5/13/chartex" xmlns:cx8="http://schemas.microsoft.com/office/drawing/2016/5/14/chartex" xmlns:mc="http://schemas.openxmlformats.org/markup-compatibility/2006" xmlns:aink="http://schemas.microsoft.com/office/drawing/2016/ink" xmlns:am3d="http://schemas.microsoft.com/office/drawing/2017/model3d" xmlns:o="urn:schemas-microsoft-com:office:office" xmlns:oel="http://schemas.microsoft.com/office/2019/extlst" xmlns:r="http://schemas.openxmlformats.org/officeDocument/2006/relationships" xmlns:m="http://schemas.openxmlformats.org/officeDocument/2006/math" xmlns:v="urn:schemas-microsoft-com:vml" xmlns:wp14="http://schemas.microsoft.com/office/word/2010/wordprocessingDrawing" xmlns:wp="http://schemas.openxmlformats.org/drawingml/2006/wordprocessingDrawing" xmlns:w10="urn:schemas-microsoft-com:office:word" xmlns:w="http://schemas.openxmlformats.org/wordprocessingml/2006/main" xmlns:w14="http://schemas.microsoft.com/office/word/2010/wordml" xmlns:w15="http://schemas.microsoft.com/office/word/2012/wordml" xmlns:w16cex="http://schemas.microsoft.com/office/word/2018/wordml/cex" xmlns:w16cid="http://schemas.microsoft.com/office/word/2016/wordml/cid" xmlns:w16="http://schemas.microsoft.com/office/word/2018/wordml" xmlns:w16du="http://schemas.microsoft.com/office/word/2023/wordml/word16du" xmlns:w16sdtdh="http://schemas.microsoft.com/office/word/2020/wordml/sdtdatahash" xmlns:w16sdtfl="http://schemas.microsoft.com/office/word/2024/wordml/sdtformatlock" xmlns:w16se="http://schemas.microsoft.com/office/word/2015/wordml/symex" xmlns:wpg="http://schemas.microsoft.com/office/word/2010/wordprocessingGroup" xmlns:wpi="http://schemas.microsoft.com/office/word/2010/wordprocessingInk" xmlns:wne="http://schemas.microsoft.com/office/word/2006/wordml" xmlns:wps="http://schemas.microsoft.com/office/word/2010/wordprocessingShape" mc:Ignorable="w14 w15 w16se w16cid w16 w16cex w16sdtdh w16sdtfl w16du wp14">
   <w:p>
     <w:pPr>
       <w:pStyle w:val="Footer"/>
@@ -682,7 +894,7 @@
 </file>
 
 <file path=word/footer3.xml><?xml version="1.0" encoding="utf-8"?>
-<w:ftr xmlns:wpc="http://schemas.microsoft.com/office/word/2010/wordprocessingCanvas" xmlns:cx="http://schemas.microsoft.com/office/drawing/2014/chartex" xmlns:cx1="http://schemas.microsoft.com/office/drawing/2015/9/8/chartex" xmlns:cx2="http://schemas.microsoft.com/office/drawing/2015/10/21/chartex" xmlns:cx3="http://schemas.microsoft.com/office/drawing/2016/5/9/chartex" xmlns:cx4="http://schemas.microsoft.com/office/drawing/2016/5/10/chartex" xmlns:cx5="http://schemas.microsoft.com/office/drawing/2016/5/11/chartex" xmlns:cx6="http://schemas.microsoft.com/office/drawing/2016/5/12/chartex" xmlns:cx7="http://schemas.microsoft.com/office/drawing/2016/5/13/chartex" xmlns:cx8="http://schemas.microsoft.com/office/drawing/2016/5/14/chartex" xmlns:mc="http://schemas.openxmlformats.org/markup-compatibility/2006" xmlns:aink="http://schemas.microsoft.com/office/drawing/2016/ink" xmlns:am3d="http://schemas.microsoft.com/office/drawing/2017/model3d" xmlns:o="urn:schemas-microsoft-com:office:office" xmlns:oel="http://schemas.microsoft.com/office/2019/extlst" xmlns:r="http://schemas.openxmlformats.org/officeDocument/2006/relationships" xmlns:m="http://schemas.openxmlformats.org/officeDocument/2006/math" xmlns:v="urn:schemas-microsoft-com:vml" xmlns:wp14="http://schemas.microsoft.com/office/word/2010/wordprocessingDrawing" xmlns:wp="http://schemas.openxmlformats.org/drawingml/2006/wordprocessingDrawing" xmlns:w10="urn:schemas-microsoft-com:office:word" xmlns:w="http://schemas.openxmlformats.org/wordprocessingml/2006/main" xmlns:w14="http://schemas.microsoft.com/office/word/2010/wordml" xmlns:w15="http://schemas.microsoft.com/office/word/2012/wordml" xmlns:w16cex="http://schemas.microsoft.com/office/word/2018/wordml/cex" xmlns:w16cid="http://schemas.microsoft.com/office/word/2016/wordml/cid" xmlns:w16="http://schemas.microsoft.com/office/word/2018/wordml" xmlns:w16sdtdh="http://schemas.microsoft.com/office/word/2020/wordml/sdtdatahash" xmlns:w16se="http://schemas.microsoft.com/office/word/2015/wordml/symex" xmlns:wpg="http://schemas.microsoft.com/office/word/2010/wordprocessingGroup" xmlns:wpi="http://schemas.microsoft.com/office/word/2010/wordprocessingInk" xmlns:wne="http://schemas.microsoft.com/office/word/2006/wordml" xmlns:wps="http://schemas.microsoft.com/office/word/2010/wordprocessingShape" mc:Ignorable="w14 w15 w16se w16cid w16 w16cex w16sdtdh wp14">
+<w:ftr xmlns:wpc="http://schemas.microsoft.com/office/word/2010/wordprocessingCanvas" xmlns:cx="http://schemas.microsoft.com/office/drawing/2014/chartex" xmlns:cx1="http://schemas.microsoft.com/office/drawing/2015/9/8/chartex" xmlns:cx2="http://schemas.microsoft.com/office/drawing/2015/10/21/chartex" xmlns:cx3="http://schemas.microsoft.com/office/drawing/2016/5/9/chartex" xmlns:cx4="http://schemas.microsoft.com/office/drawing/2016/5/10/chartex" xmlns:cx5="http://schemas.microsoft.com/office/drawing/2016/5/11/chartex" xmlns:cx6="http://schemas.microsoft.com/office/drawing/2016/5/12/chartex" xmlns:cx7="http://schemas.microsoft.com/office/drawing/2016/5/13/chartex" xmlns:cx8="http://schemas.microsoft.com/office/drawing/2016/5/14/chartex" xmlns:mc="http://schemas.openxmlformats.org/markup-compatibility/2006" xmlns:aink="http://schemas.microsoft.com/office/drawing/2016/ink" xmlns:am3d="http://schemas.microsoft.com/office/drawing/2017/model3d" xmlns:o="urn:schemas-microsoft-com:office:office" xmlns:oel="http://schemas.microsoft.com/office/2019/extlst" xmlns:r="http://schemas.openxmlformats.org/officeDocument/2006/relationships" xmlns:m="http://schemas.openxmlformats.org/officeDocument/2006/math" xmlns:v="urn:schemas-microsoft-com:vml" xmlns:wp14="http://schemas.microsoft.com/office/word/2010/wordprocessingDrawing" xmlns:wp="http://schemas.openxmlformats.org/drawingml/2006/wordprocessingDrawing" xmlns:w10="urn:schemas-microsoft-com:office:word" xmlns:w="http://schemas.openxmlformats.org/wordprocessingml/2006/main" xmlns:w14="http://schemas.microsoft.com/office/word/2010/wordml" xmlns:w15="http://schemas.microsoft.com/office/word/2012/wordml" xmlns:w16cex="http://schemas.microsoft.com/office/word/2018/wordml/cex" xmlns:w16cid="http://schemas.microsoft.com/office/word/2016/wordml/cid" xmlns:w16="http://schemas.microsoft.com/office/word/2018/wordml" xmlns:w16du="http://schemas.microsoft.com/office/word/2023/wordml/word16du" xmlns:w16sdtdh="http://schemas.microsoft.com/office/word/2020/wordml/sdtdatahash" xmlns:w16sdtfl="http://schemas.microsoft.com/office/word/2024/wordml/sdtformatlock" xmlns:w16se="http://schemas.microsoft.com/office/word/2015/wordml/symex" xmlns:wpg="http://schemas.microsoft.com/office/word/2010/wordprocessingGroup" xmlns:wpi="http://schemas.microsoft.com/office/word/2010/wordprocessingInk" xmlns:wne="http://schemas.microsoft.com/office/word/2006/wordml" xmlns:wps="http://schemas.microsoft.com/office/word/2010/wordprocessingShape" mc:Ignorable="w14 w15 w16se w16cid w16 w16cex w16sdtdh w16sdtfl w16du wp14">
   <w:p>
     <w:pPr>
       <w:pStyle w:val="Footer"/>
@@ -692,7 +904,7 @@
 </file>
 
 <file path=word/footnotes.xml><?xml version="1.0" encoding="utf-8"?>
-<w:footnotes xmlns:wpc="http://schemas.microsoft.com/office/word/2010/wordprocessingCanvas" xmlns:cx="http://schemas.microsoft.com/office/drawing/2014/chartex" xmlns:cx1="http://schemas.microsoft.com/office/drawing/2015/9/8/chartex" xmlns:cx2="http://schemas.microsoft.com/office/drawing/2015/10/21/chartex" xmlns:cx3="http://schemas.microsoft.com/office/drawing/2016/5/9/chartex" xmlns:cx4="http://schemas.microsoft.com/office/drawing/2016/5/10/chartex" xmlns:cx5="http://schemas.microsoft.com/office/drawing/2016/5/11/chartex" xmlns:cx6="http://schemas.microsoft.com/office/drawing/2016/5/12/chartex" xmlns:cx7="http://schemas.microsoft.com/office/drawing/2016/5/13/chartex" xmlns:cx8="http://schemas.microsoft.com/office/drawing/2016/5/14/chartex" xmlns:mc="http://schemas.openxmlformats.org/markup-compatibility/2006" xmlns:aink="http://schemas.microsoft.com/office/drawing/2016/ink" xmlns:am3d="http://schemas.microsoft.com/office/drawing/2017/model3d" xmlns:o="urn:schemas-microsoft-com:office:office" xmlns:oel="http://schemas.microsoft.com/office/2019/extlst" xmlns:r="http://schemas.openxmlformats.org/officeDocument/2006/relationships" xmlns:m="http://schemas.openxmlformats.org/officeDocument/2006/math" xmlns:v="urn:schemas-microsoft-com:vml" xmlns:wp14="http://schemas.microsoft.com/office/word/2010/wordprocessingDrawing" xmlns:wp="http://schemas.openxmlformats.org/drawingml/2006/wordprocessingDrawing" xmlns:w10="urn:schemas-microsoft-com:office:word" xmlns:w="http://schemas.openxmlformats.org/wordprocessingml/2006/main" xmlns:w14="http://schemas.microsoft.com/office/word/2010/wordml" xmlns:w15="http://schemas.microsoft.com/office/word/2012/wordml" xmlns:w16cex="http://schemas.microsoft.com/office/word/2018/wordml/cex" xmlns:w16cid="http://schemas.microsoft.com/office/word/2016/wordml/cid" xmlns:w16="http://schemas.microsoft.com/office/word/2018/wordml" xmlns:w16sdtdh="http://schemas.microsoft.com/office/word/2020/wordml/sdtdatahash" xmlns:w16se="http://schemas.microsoft.com/office/word/2015/wordml/symex" xmlns:wpg="http://schemas.microsoft.com/office/word/2010/wordprocessingGroup" xmlns:wpi="http://schemas.microsoft.com/office/word/2010/wordprocessingInk" xmlns:wne="http://schemas.microsoft.com/office/word/2006/wordml" xmlns:wps="http://schemas.microsoft.com/office/word/2010/wordprocessingShape" mc:Ignorable="w14 w15 w16se w16cid w16 w16cex w16sdtdh wp14">
+<w:footnotes xmlns:wpc="http://schemas.microsoft.com/office/word/2010/wordprocessingCanvas" xmlns:cx="http://schemas.microsoft.com/office/drawing/2014/chartex" xmlns:cx1="http://schemas.microsoft.com/office/drawing/2015/9/8/chartex" xmlns:cx2="http://schemas.microsoft.com/office/drawing/2015/10/21/chartex" xmlns:cx3="http://schemas.microsoft.com/office/drawing/2016/5/9/chartex" xmlns:cx4="http://schemas.microsoft.com/office/drawing/2016/5/10/chartex" xmlns:cx5="http://schemas.microsoft.com/office/drawing/2016/5/11/chartex" xmlns:cx6="http://schemas.microsoft.com/office/drawing/2016/5/12/chartex" xmlns:cx7="http://schemas.microsoft.com/office/drawing/2016/5/13/chartex" xmlns:cx8="http://schemas.microsoft.com/office/drawing/2016/5/14/chartex" xmlns:mc="http://schemas.openxmlformats.org/markup-compatibility/2006" xmlns:aink="http://schemas.microsoft.com/office/drawing/2016/ink" xmlns:am3d="http://schemas.microsoft.com/office/drawing/2017/model3d" xmlns:o="urn:schemas-microsoft-com:office:office" xmlns:oel="http://schemas.microsoft.com/office/2019/extlst" xmlns:r="http://schemas.openxmlformats.org/officeDocument/2006/relationships" xmlns:m="http://schemas.openxmlformats.org/officeDocument/2006/math" xmlns:v="urn:schemas-microsoft-com:vml" xmlns:wp14="http://schemas.microsoft.com/office/word/2010/wordprocessingDrawing" xmlns:wp="http://schemas.openxmlformats.org/drawingml/2006/wordprocessingDrawing" xmlns:w10="urn:schemas-microsoft-com:office:word" xmlns:w="http://schemas.openxmlformats.org/wordprocessingml/2006/main" xmlns:w14="http://schemas.microsoft.com/office/word/2010/wordml" xmlns:w15="http://schemas.microsoft.com/office/word/2012/wordml" xmlns:w16cex="http://schemas.microsoft.com/office/word/2018/wordml/cex" xmlns:w16cid="http://schemas.microsoft.com/office/word/2016/wordml/cid" xmlns:w16="http://schemas.microsoft.com/office/word/2018/wordml" xmlns:w16du="http://schemas.microsoft.com/office/word/2023/wordml/word16du" xmlns:w16sdtdh="http://schemas.microsoft.com/office/word/2020/wordml/sdtdatahash" xmlns:w16sdtfl="http://schemas.microsoft.com/office/word/2024/wordml/sdtformatlock" xmlns:w16se="http://schemas.microsoft.com/office/word/2015/wordml/symex" xmlns:wpg="http://schemas.microsoft.com/office/word/2010/wordprocessingGroup" xmlns:wpi="http://schemas.microsoft.com/office/word/2010/wordprocessingInk" xmlns:wne="http://schemas.microsoft.com/office/word/2006/wordml" xmlns:wps="http://schemas.microsoft.com/office/word/2010/wordprocessingShape" mc:Ignorable="w14 w15 w16se w16cid w16 w16cex w16sdtdh w16sdtfl w16du wp14">
   <w:footnote w:type="separator" w:id="-1">
     <w:p>
       <w:pPr>
@@ -717,7 +929,7 @@
 </file>
 
 <file path=word/header1.xml><?xml version="1.0" encoding="utf-8"?>
-<w:hdr xmlns:wpc="http://schemas.microsoft.com/office/word/2010/wordprocessingCanvas" xmlns:cx="http://schemas.microsoft.com/office/drawing/2014/chartex" xmlns:cx1="http://schemas.microsoft.com/office/drawing/2015/9/8/chartex" xmlns:cx2="http://schemas.microsoft.com/office/drawing/2015/10/21/chartex" xmlns:cx3="http://schemas.microsoft.com/office/drawing/2016/5/9/chartex" xmlns:cx4="http://schemas.microsoft.com/office/drawing/2016/5/10/chartex" xmlns:cx5="http://schemas.microsoft.com/office/drawing/2016/5/11/chartex" xmlns:cx6="http://schemas.microsoft.com/office/drawing/2016/5/12/chartex" xmlns:cx7="http://schemas.microsoft.com/office/drawing/2016/5/13/chartex" xmlns:cx8="http://schemas.microsoft.com/office/drawing/2016/5/14/chartex" xmlns:mc="http://schemas.openxmlformats.org/markup-compatibility/2006" xmlns:aink="http://schemas.microsoft.com/office/drawing/2016/ink" xmlns:am3d="http://schemas.microsoft.com/office/drawing/2017/model3d" xmlns:o="urn:schemas-microsoft-com:office:office" xmlns:oel="http://schemas.microsoft.com/office/2019/extlst" xmlns:r="http://schemas.openxmlformats.org/officeDocument/2006/relationships" xmlns:m="http://schemas.openxmlformats.org/officeDocument/2006/math" xmlns:v="urn:schemas-microsoft-com:vml" xmlns:wp14="http://schemas.microsoft.com/office/word/2010/wordprocessingDrawing" xmlns:wp="http://schemas.openxmlformats.org/drawingml/2006/wordprocessingDrawing" xmlns:w10="urn:schemas-microsoft-com:office:word" xmlns:w="http://schemas.openxmlformats.org/wordprocessingml/2006/main" xmlns:w14="http://schemas.microsoft.com/office/word/2010/wordml" xmlns:w15="http://schemas.microsoft.com/office/word/2012/wordml" xmlns:w16cex="http://schemas.microsoft.com/office/word/2018/wordml/cex" xmlns:w16cid="http://schemas.microsoft.com/office/word/2016/wordml/cid" xmlns:w16="http://schemas.microsoft.com/office/word/2018/wordml" xmlns:w16sdtdh="http://schemas.microsoft.com/office/word/2020/wordml/sdtdatahash" xmlns:w16se="http://schemas.microsoft.com/office/word/2015/wordml/symex" xmlns:wpg="http://schemas.microsoft.com/office/word/2010/wordprocessingGroup" xmlns:wpi="http://schemas.microsoft.com/office/word/2010/wordprocessingInk" xmlns:wne="http://schemas.microsoft.com/office/word/2006/wordml" xmlns:wps="http://schemas.microsoft.com/office/word/2010/wordprocessingShape" mc:Ignorable="w14 w15 w16se w16cid w16 w16cex w16sdtdh wp14">
+<w:hdr xmlns:wpc="http://schemas.microsoft.com/office/word/2010/wordprocessingCanvas" xmlns:cx="http://schemas.microsoft.com/office/drawing/2014/chartex" xmlns:cx1="http://schemas.microsoft.com/office/drawing/2015/9/8/chartex" xmlns:cx2="http://schemas.microsoft.com/office/drawing/2015/10/21/chartex" xmlns:cx3="http://schemas.microsoft.com/office/drawing/2016/5/9/chartex" xmlns:cx4="http://schemas.microsoft.com/office/drawing/2016/5/10/chartex" xmlns:cx5="http://schemas.microsoft.com/office/drawing/2016/5/11/chartex" xmlns:cx6="http://schemas.microsoft.com/office/drawing/2016/5/12/chartex" xmlns:cx7="http://schemas.microsoft.com/office/drawing/2016/5/13/chartex" xmlns:cx8="http://schemas.microsoft.com/office/drawing/2016/5/14/chartex" xmlns:mc="http://schemas.openxmlformats.org/markup-compatibility/2006" xmlns:aink="http://schemas.microsoft.com/office/drawing/2016/ink" xmlns:am3d="http://schemas.microsoft.com/office/drawing/2017/model3d" xmlns:o="urn:schemas-microsoft-com:office:office" xmlns:oel="http://schemas.microsoft.com/office/2019/extlst" xmlns:r="http://schemas.openxmlformats.org/officeDocument/2006/relationships" xmlns:m="http://schemas.openxmlformats.org/officeDocument/2006/math" xmlns:v="urn:schemas-microsoft-com:vml" xmlns:wp14="http://schemas.microsoft.com/office/word/2010/wordprocessingDrawing" xmlns:wp="http://schemas.openxmlformats.org/drawingml/2006/wordprocessingDrawing" xmlns:w10="urn:schemas-microsoft-com:office:word" xmlns:w="http://schemas.openxmlformats.org/wordprocessingml/2006/main" xmlns:w14="http://schemas.microsoft.com/office/word/2010/wordml" xmlns:w15="http://schemas.microsoft.com/office/word/2012/wordml" xmlns:w16cex="http://schemas.microsoft.com/office/word/2018/wordml/cex" xmlns:w16cid="http://schemas.microsoft.com/office/word/2016/wordml/cid" xmlns:w16="http://schemas.microsoft.com/office/word/2018/wordml" xmlns:w16du="http://schemas.microsoft.com/office/word/2023/wordml/word16du" xmlns:w16sdtdh="http://schemas.microsoft.com/office/word/2020/wordml/sdtdatahash" xmlns:w16sdtfl="http://schemas.microsoft.com/office/word/2024/wordml/sdtformatlock" xmlns:w16se="http://schemas.microsoft.com/office/word/2015/wordml/symex" xmlns:wpg="http://schemas.microsoft.com/office/word/2010/wordprocessingGroup" xmlns:wpi="http://schemas.microsoft.com/office/word/2010/wordprocessingInk" xmlns:wne="http://schemas.microsoft.com/office/word/2006/wordml" xmlns:wps="http://schemas.microsoft.com/office/word/2010/wordprocessingShape" mc:Ignorable="w14 w15 w16se w16cid w16 w16cex w16sdtdh w16sdtfl w16du wp14">
   <w:p>
     <w:pPr>
       <w:pStyle w:val="Header"/>
@@ -727,7 +939,7 @@
 </file>
 
 <file path=word/header2.xml><?xml version="1.0" encoding="utf-8"?>
-<w:hdr xmlns:wpc="http://schemas.microsoft.com/office/word/2010/wordprocessingCanvas" xmlns:cx="http://schemas.microsoft.com/office/drawing/2014/chartex" xmlns:cx1="http://schemas.microsoft.com/office/drawing/2015/9/8/chartex" xmlns:cx2="http://schemas.microsoft.com/office/drawing/2015/10/21/chartex" xmlns:cx3="http://schemas.microsoft.com/office/drawing/2016/5/9/chartex" xmlns:cx4="http://schemas.microsoft.com/office/drawing/2016/5/10/chartex" xmlns:cx5="http://schemas.microsoft.com/office/drawing/2016/5/11/chartex" xmlns:cx6="http://schemas.microsoft.com/office/drawing/2016/5/12/chartex" xmlns:cx7="http://schemas.microsoft.com/office/drawing/2016/5/13/chartex" xmlns:cx8="http://schemas.microsoft.com/office/drawing/2016/5/14/chartex" xmlns:mc="http://schemas.openxmlformats.org/markup-compatibility/2006" xmlns:aink="http://schemas.microsoft.com/office/drawing/2016/ink" xmlns:am3d="http://schemas.microsoft.com/office/drawing/2017/model3d" xmlns:o="urn:schemas-microsoft-com:office:office" xmlns:oel="http://schemas.microsoft.com/office/2019/extlst" xmlns:r="http://schemas.openxmlformats.org/officeDocument/2006/relationships" xmlns:m="http://schemas.openxmlformats.org/officeDocument/2006/math" xmlns:v="urn:schemas-microsoft-com:vml" xmlns:wp14="http://schemas.microsoft.com/office/word/2010/wordprocessingDrawing" xmlns:wp="http://schemas.openxmlformats.org/drawingml/2006/wordprocessingDrawing" xmlns:w10="urn:schemas-microsoft-com:office:word" xmlns:w="http://schemas.openxmlformats.org/wordprocessingml/2006/main" xmlns:w14="http://schemas.microsoft.com/office/word/2010/wordml" xmlns:w15="http://schemas.microsoft.com/office/word/2012/wordml" xmlns:w16cex="http://schemas.microsoft.com/office/word/2018/wordml/cex" xmlns:w16cid="http://schemas.microsoft.com/office/word/2016/wordml/cid" xmlns:w16="http://schemas.microsoft.com/office/word/2018/wordml" xmlns:w16sdtdh="http://schemas.microsoft.com/office/word/2020/wordml/sdtdatahash" xmlns:w16se="http://schemas.microsoft.com/office/word/2015/wordml/symex" xmlns:wpg="http://schemas.microsoft.com/office/word/2010/wordprocessingGroup" xmlns:wpi="http://schemas.microsoft.com/office/word/2010/wordprocessingInk" xmlns:wne="http://schemas.microsoft.com/office/word/2006/wordml" xmlns:wps="http://schemas.microsoft.com/office/word/2010/wordprocessingShape" mc:Ignorable="w14 w15 w16se w16cid w16 w16cex w16sdtdh wp14">
+<w:hdr xmlns:wpc="http://schemas.microsoft.com/office/word/2010/wordprocessingCanvas" xmlns:cx="http://schemas.microsoft.com/office/drawing/2014/chartex" xmlns:cx1="http://schemas.microsoft.com/office/drawing/2015/9/8/chartex" xmlns:cx2="http://schemas.microsoft.com/office/drawing/2015/10/21/chartex" xmlns:cx3="http://schemas.microsoft.com/office/drawing/2016/5/9/chartex" xmlns:cx4="http://schemas.microsoft.com/office/drawing/2016/5/10/chartex" xmlns:cx5="http://schemas.microsoft.com/office/drawing/2016/5/11/chartex" xmlns:cx6="http://schemas.microsoft.com/office/drawing/2016/5/12/chartex" xmlns:cx7="http://schemas.microsoft.com/office/drawing/2016/5/13/chartex" xmlns:cx8="http://schemas.microsoft.com/office/drawing/2016/5/14/chartex" xmlns:mc="http://schemas.openxmlformats.org/markup-compatibility/2006" xmlns:aink="http://schemas.microsoft.com/office/drawing/2016/ink" xmlns:am3d="http://schemas.microsoft.com/office/drawing/2017/model3d" xmlns:o="urn:schemas-microsoft-com:office:office" xmlns:oel="http://schemas.microsoft.com/office/2019/extlst" xmlns:r="http://schemas.openxmlformats.org/officeDocument/2006/relationships" xmlns:m="http://schemas.openxmlformats.org/officeDocument/2006/math" xmlns:v="urn:schemas-microsoft-com:vml" xmlns:wp14="http://schemas.microsoft.com/office/word/2010/wordprocessingDrawing" xmlns:wp="http://schemas.openxmlformats.org/drawingml/2006/wordprocessingDrawing" xmlns:w10="urn:schemas-microsoft-com:office:word" xmlns:w="http://schemas.openxmlformats.org/wordprocessingml/2006/main" xmlns:w14="http://schemas.microsoft.com/office/word/2010/wordml" xmlns:w15="http://schemas.microsoft.com/office/word/2012/wordml" xmlns:w16cex="http://schemas.microsoft.com/office/word/2018/wordml/cex" xmlns:w16cid="http://schemas.microsoft.com/office/word/2016/wordml/cid" xmlns:w16="http://schemas.microsoft.com/office/word/2018/wordml" xmlns:w16du="http://schemas.microsoft.com/office/word/2023/wordml/word16du" xmlns:w16sdtdh="http://schemas.microsoft.com/office/word/2020/wordml/sdtdatahash" xmlns:w16sdtfl="http://schemas.microsoft.com/office/word/2024/wordml/sdtformatlock" xmlns:w16se="http://schemas.microsoft.com/office/word/2015/wordml/symex" xmlns:wpg="http://schemas.microsoft.com/office/word/2010/wordprocessingGroup" xmlns:wpi="http://schemas.microsoft.com/office/word/2010/wordprocessingInk" xmlns:wne="http://schemas.microsoft.com/office/word/2006/wordml" xmlns:wps="http://schemas.microsoft.com/office/word/2010/wordprocessingShape" mc:Ignorable="w14 w15 w16se w16cid w16 w16cex w16sdtdh w16sdtfl w16du wp14">
   <w:p>
     <w:pPr>
       <w:pStyle w:val="Header"/>
@@ -738,7 +950,7 @@
 </file>
 
 <file path=word/header3.xml><?xml version="1.0" encoding="utf-8"?>
-<w:hdr xmlns:wpc="http://schemas.microsoft.com/office/word/2010/wordprocessingCanvas" xmlns:cx="http://schemas.microsoft.com/office/drawing/2014/chartex" xmlns:cx1="http://schemas.microsoft.com/office/drawing/2015/9/8/chartex" xmlns:cx2="http://schemas.microsoft.com/office/drawing/2015/10/21/chartex" xmlns:cx3="http://schemas.microsoft.com/office/drawing/2016/5/9/chartex" xmlns:cx4="http://schemas.microsoft.com/office/drawing/2016/5/10/chartex" xmlns:cx5="http://schemas.microsoft.com/office/drawing/2016/5/11/chartex" xmlns:cx6="http://schemas.microsoft.com/office/drawing/2016/5/12/chartex" xmlns:cx7="http://schemas.microsoft.com/office/drawing/2016/5/13/chartex" xmlns:cx8="http://schemas.microsoft.com/office/drawing/2016/5/14/chartex" xmlns:mc="http://schemas.openxmlformats.org/markup-compatibility/2006" xmlns:aink="http://schemas.microsoft.com/office/drawing/2016/ink" xmlns:am3d="http://schemas.microsoft.com/office/drawing/2017/model3d" xmlns:o="urn:schemas-microsoft-com:office:office" xmlns:oel="http://schemas.microsoft.com/office/2019/extlst" xmlns:r="http://schemas.openxmlformats.org/officeDocument/2006/relationships" xmlns:m="http://schemas.openxmlformats.org/officeDocument/2006/math" xmlns:v="urn:schemas-microsoft-com:vml" xmlns:wp14="http://schemas.microsoft.com/office/word/2010/wordprocessingDrawing" xmlns:wp="http://schemas.openxmlformats.org/drawingml/2006/wordprocessingDrawing" xmlns:w10="urn:schemas-microsoft-com:office:word" xmlns:w="http://schemas.openxmlformats.org/wordprocessingml/2006/main" xmlns:w14="http://schemas.microsoft.com/office/word/2010/wordml" xmlns:w15="http://schemas.microsoft.com/office/word/2012/wordml" xmlns:w16cex="http://schemas.microsoft.com/office/word/2018/wordml/cex" xmlns:w16cid="http://schemas.microsoft.com/office/word/2016/wordml/cid" xmlns:w16="http://schemas.microsoft.com/office/word/2018/wordml" xmlns:w16sdtdh="http://schemas.microsoft.com/office/word/2020/wordml/sdtdatahash" xmlns:w16se="http://schemas.microsoft.com/office/word/2015/wordml/symex" xmlns:wpg="http://schemas.microsoft.com/office/word/2010/wordprocessingGroup" xmlns:wpi="http://schemas.microsoft.com/office/word/2010/wordprocessingInk" xmlns:wne="http://schemas.microsoft.com/office/word/2006/wordml" xmlns:wps="http://schemas.microsoft.com/office/word/2010/wordprocessingShape" mc:Ignorable="w14 w15 w16se w16cid w16 w16cex w16sdtdh wp14">
+<w:hdr xmlns:wpc="http://schemas.microsoft.com/office/word/2010/wordprocessingCanvas" xmlns:cx="http://schemas.microsoft.com/office/drawing/2014/chartex" xmlns:cx1="http://schemas.microsoft.com/office/drawing/2015/9/8/chartex" xmlns:cx2="http://schemas.microsoft.com/office/drawing/2015/10/21/chartex" xmlns:cx3="http://schemas.microsoft.com/office/drawing/2016/5/9/chartex" xmlns:cx4="http://schemas.microsoft.com/office/drawing/2016/5/10/chartex" xmlns:cx5="http://schemas.microsoft.com/office/drawing/2016/5/11/chartex" xmlns:cx6="http://schemas.microsoft.com/office/drawing/2016/5/12/chartex" xmlns:cx7="http://schemas.microsoft.com/office/drawing/2016/5/13/chartex" xmlns:cx8="http://schemas.microsoft.com/office/drawing/2016/5/14/chartex" xmlns:mc="http://schemas.openxmlformats.org/markup-compatibility/2006" xmlns:aink="http://schemas.microsoft.com/office/drawing/2016/ink" xmlns:am3d="http://schemas.microsoft.com/office/drawing/2017/model3d" xmlns:o="urn:schemas-microsoft-com:office:office" xmlns:oel="http://schemas.microsoft.com/office/2019/extlst" xmlns:r="http://schemas.openxmlformats.org/officeDocument/2006/relationships" xmlns:m="http://schemas.openxmlformats.org/officeDocument/2006/math" xmlns:v="urn:schemas-microsoft-com:vml" xmlns:wp14="http://schemas.microsoft.com/office/word/2010/wordprocessingDrawing" xmlns:wp="http://schemas.openxmlformats.org/drawingml/2006/wordprocessingDrawing" xmlns:w10="urn:schemas-microsoft-com:office:word" xmlns:w="http://schemas.openxmlformats.org/wordprocessingml/2006/main" xmlns:w14="http://schemas.microsoft.com/office/word/2010/wordml" xmlns:w15="http://schemas.microsoft.com/office/word/2012/wordml" xmlns:w16cex="http://schemas.microsoft.com/office/word/2018/wordml/cex" xmlns:w16cid="http://schemas.microsoft.com/office/word/2016/wordml/cid" xmlns:w16="http://schemas.microsoft.com/office/word/2018/wordml" xmlns:w16du="http://schemas.microsoft.com/office/word/2023/wordml/word16du" xmlns:w16sdtdh="http://schemas.microsoft.com/office/word/2020/wordml/sdtdatahash" xmlns:w16sdtfl="http://schemas.microsoft.com/office/word/2024/wordml/sdtformatlock" xmlns:w16se="http://schemas.microsoft.com/office/word/2015/wordml/symex" xmlns:wpg="http://schemas.microsoft.com/office/word/2010/wordprocessingGroup" xmlns:wpi="http://schemas.microsoft.com/office/word/2010/wordprocessingInk" xmlns:wne="http://schemas.microsoft.com/office/word/2006/wordml" xmlns:wps="http://schemas.microsoft.com/office/word/2010/wordprocessingShape" mc:Ignorable="w14 w15 w16se w16cid w16 w16cex w16sdtdh w16sdtfl w16du wp14">
   <w:p>
     <w:pPr>
       <w:pStyle w:val="Header"/>
@@ -747,7 +959,7 @@
     <w:r>
       <w:tab/>
       <w:tab/>
-      <w:t>2026-06-17</w:t>
+      <w:t>2026-06-18</w:t>
       <w:br/>
       <w:br/>
     </w:r>
@@ -764,7 +976,7 @@
 </file>
 
 <file path=word/numbering.xml><?xml version="1.0" encoding="utf-8"?>
-<w:numbering xmlns:wpc="http://schemas.microsoft.com/office/word/2010/wordprocessingCanvas" xmlns:cx="http://schemas.microsoft.com/office/drawing/2014/chartex" xmlns:cx1="http://schemas.microsoft.com/office/drawing/2015/9/8/chartex" xmlns:cx2="http://schemas.microsoft.com/office/drawing/2015/10/21/chartex" xmlns:cx3="http://schemas.microsoft.com/office/drawing/2016/5/9/chartex" xmlns:cx4="http://schemas.microsoft.com/office/drawing/2016/5/10/chartex" xmlns:cx5="http://schemas.microsoft.com/office/drawing/2016/5/11/chartex" xmlns:cx6="http://schemas.microsoft.com/office/drawing/2016/5/12/chartex" xmlns:cx7="http://schemas.microsoft.com/office/drawing/2016/5/13/chartex" xmlns:cx8="http://schemas.microsoft.com/office/drawing/2016/5/14/chartex" xmlns:mc="http://schemas.openxmlformats.org/markup-compatibility/2006" xmlns:aink="http://schemas.microsoft.com/office/drawing/2016/ink" xmlns:am3d="http://schemas.microsoft.com/office/drawing/2017/model3d" xmlns:o="urn:schemas-microsoft-com:office:office" xmlns:oel="http://schemas.microsoft.com/office/2019/extlst" xmlns:r="http://schemas.openxmlformats.org/officeDocument/2006/relationships" xmlns:m="http://schemas.openxmlformats.org/officeDocument/2006/math" xmlns:v="urn:schemas-microsoft-com:vml" xmlns:wp14="http://schemas.microsoft.com/office/word/2010/wordprocessingDrawing" xmlns:wp="http://schemas.openxmlformats.org/drawingml/2006/wordprocessingDrawing" xmlns:w10="urn:schemas-microsoft-com:office:word" xmlns:w="http://schemas.openxmlformats.org/wordprocessingml/2006/main" xmlns:w14="http://schemas.microsoft.com/office/word/2010/wordml" xmlns:w15="http://schemas.microsoft.com/office/word/2012/wordml" xmlns:w16cex="http://schemas.microsoft.com/office/word/2018/wordml/cex" xmlns:w16cid="http://schemas.microsoft.com/office/word/2016/wordml/cid" xmlns:w16="http://schemas.microsoft.com/office/word/2018/wordml" xmlns:w16sdtdh="http://schemas.microsoft.com/office/word/2020/wordml/sdtdatahash" xmlns:w16se="http://schemas.microsoft.com/office/word/2015/wordml/symex" xmlns:wpg="http://schemas.microsoft.com/office/word/2010/wordprocessingGroup" xmlns:wpi="http://schemas.microsoft.com/office/word/2010/wordprocessingInk" xmlns:wne="http://schemas.microsoft.com/office/word/2006/wordml" xmlns:wps="http://schemas.microsoft.com/office/word/2010/wordprocessingShape" mc:Ignorable="w14 w15 w16se w16cid w16 w16cex w16sdtdh wp14">
+<w:numbering xmlns:wpc="http://schemas.microsoft.com/office/word/2010/wordprocessingCanvas" xmlns:cx="http://schemas.microsoft.com/office/drawing/2014/chartex" xmlns:cx1="http://schemas.microsoft.com/office/drawing/2015/9/8/chartex" xmlns:cx2="http://schemas.microsoft.com/office/drawing/2015/10/21/chartex" xmlns:cx3="http://schemas.microsoft.com/office/drawing/2016/5/9/chartex" xmlns:cx4="http://schemas.microsoft.com/office/drawing/2016/5/10/chartex" xmlns:cx5="http://schemas.microsoft.com/office/drawing/2016/5/11/chartex" xmlns:cx6="http://schemas.microsoft.com/office/drawing/2016/5/12/chartex" xmlns:cx7="http://schemas.microsoft.com/office/drawing/2016/5/13/chartex" xmlns:cx8="http://schemas.microsoft.com/office/drawing/2016/5/14/chartex" xmlns:mc="http://schemas.openxmlformats.org/markup-compatibility/2006" xmlns:aink="http://schemas.microsoft.com/office/drawing/2016/ink" xmlns:am3d="http://schemas.microsoft.com/office/drawing/2017/model3d" xmlns:o="urn:schemas-microsoft-com:office:office" xmlns:oel="http://schemas.microsoft.com/office/2019/extlst" xmlns:r="http://schemas.openxmlformats.org/officeDocument/2006/relationships" xmlns:m="http://schemas.openxmlformats.org/officeDocument/2006/math" xmlns:v="urn:schemas-microsoft-com:vml" xmlns:wp14="http://schemas.microsoft.com/office/word/2010/wordprocessingDrawing" xmlns:wp="http://schemas.openxmlformats.org/drawingml/2006/wordprocessingDrawing" xmlns:w10="urn:schemas-microsoft-com:office:word" xmlns:w="http://schemas.openxmlformats.org/wordprocessingml/2006/main" xmlns:w14="http://schemas.microsoft.com/office/word/2010/wordml" xmlns:w15="http://schemas.microsoft.com/office/word/2012/wordml" xmlns:w16cex="http://schemas.microsoft.com/office/word/2018/wordml/cex" xmlns:w16cid="http://schemas.microsoft.com/office/word/2016/wordml/cid" xmlns:w16="http://schemas.microsoft.com/office/word/2018/wordml" xmlns:w16du="http://schemas.microsoft.com/office/word/2023/wordml/word16du" xmlns:w16sdtdh="http://schemas.microsoft.com/office/word/2020/wordml/sdtdatahash" xmlns:w16sdtfl="http://schemas.microsoft.com/office/word/2024/wordml/sdtformatlock" xmlns:w16se="http://schemas.microsoft.com/office/word/2015/wordml/symex" xmlns:wpg="http://schemas.microsoft.com/office/word/2010/wordprocessingGroup" xmlns:wpi="http://schemas.microsoft.com/office/word/2010/wordprocessingInk" xmlns:wne="http://schemas.microsoft.com/office/word/2006/wordml" xmlns:wps="http://schemas.microsoft.com/office/word/2010/wordprocessingShape" mc:Ignorable="w14 w15 w16se w16cid w16 w16cex w16sdtdh w16sdtfl w16du wp14">
   <w:abstractNum w:abstractNumId="0" w15:restartNumberingAfterBreak="0">
     <w:nsid w:val="FFFFFF7C"/>
     <w:multiLevelType w:val="singleLevel"/>
@@ -967,7 +1179,7 @@
 </file>
 
 <file path=word/styles.xml><?xml version="1.0" encoding="utf-8"?>
-<w:styles xmlns:mc="http://schemas.openxmlformats.org/markup-compatibility/2006" xmlns:r="http://schemas.openxmlformats.org/officeDocument/2006/relationships" xmlns:w="http://schemas.openxmlformats.org/wordprocessingml/2006/main" xmlns:w14="http://schemas.microsoft.com/office/word/2010/wordml" xmlns:w15="http://schemas.microsoft.com/office/word/2012/wordml" xmlns:w16cex="http://schemas.microsoft.com/office/word/2018/wordml/cex" xmlns:w16cid="http://schemas.microsoft.com/office/word/2016/wordml/cid" xmlns:w16="http://schemas.microsoft.com/office/word/2018/wordml" xmlns:w16sdtdh="http://schemas.microsoft.com/office/word/2020/wordml/sdtdatahash" xmlns:w16se="http://schemas.microsoft.com/office/word/2015/wordml/symex" mc:Ignorable="w14 w15 w16se w16cid w16 w16cex w16sdtdh">
+<w:styles xmlns:mc="http://schemas.openxmlformats.org/markup-compatibility/2006" xmlns:r="http://schemas.openxmlformats.org/officeDocument/2006/relationships" xmlns:w="http://schemas.openxmlformats.org/wordprocessingml/2006/main" xmlns:w14="http://schemas.microsoft.com/office/word/2010/wordml" xmlns:w15="http://schemas.microsoft.com/office/word/2012/wordml" xmlns:w16cex="http://schemas.microsoft.com/office/word/2018/wordml/cex" xmlns:w16cid="http://schemas.microsoft.com/office/word/2016/wordml/cid" xmlns:w16="http://schemas.microsoft.com/office/word/2018/wordml" xmlns:w16du="http://schemas.microsoft.com/office/word/2023/wordml/word16du" xmlns:w16sdtdh="http://schemas.microsoft.com/office/word/2020/wordml/sdtdatahash" xmlns:w16sdtfl="http://schemas.microsoft.com/office/word/2024/wordml/sdtformatlock" xmlns:w16se="http://schemas.microsoft.com/office/word/2015/wordml/symex" mc:Ignorable="w14 w15 w16se w16cid w16 w16cex w16sdtdh w16sdtfl w16du">
   <w:docDefaults>
     <w:rPrDefault>
       <w:rPr>
@@ -1725,7 +1937,7 @@
     <w:link w:val="TitleChar"/>
     <w:uiPriority w:val="10"/>
     <w:qFormat/>
-    <w:rsid w:val="007106C8"/>
+    <w:rsid w:val="00E854FA"/>
     <w:pPr>
       <w:spacing w:after="300" w:line="240" w:lineRule="auto"/>
       <w:contextualSpacing/>
@@ -1735,7 +1947,7 @@
       <w:rFonts w:eastAsiaTheme="majorEastAsia" w:cstheme="majorBidi"/>
       <w:spacing w:val="5"/>
       <w:kern w:val="28"/>
-      <w:sz w:val="52"/>
+      <w:sz w:val="40"/>
       <w:szCs w:val="52"/>
       <w:lang w:val="sv-SE" w:eastAsia="en-US" w:bidi="ar-SA"/>
     </w:rPr>
@@ -1745,12 +1957,12 @@
     <w:basedOn w:val="DefaultParagraphFont"/>
     <w:link w:val="Title"/>
     <w:uiPriority w:val="10"/>
-    <w:rsid w:val="007106C8"/>
+    <w:rsid w:val="00E854FA"/>
     <w:rPr>
       <w:rFonts w:ascii="Times New Roman" w:eastAsiaTheme="majorEastAsia" w:hAnsi="Times New Roman" w:cstheme="majorBidi"/>
       <w:spacing w:val="5"/>
       <w:kern w:val="28"/>
-      <w:sz w:val="52"/>
+      <w:sz w:val="40"/>
       <w:szCs w:val="52"/>
       <w:lang w:val="sv-SE" w:eastAsia="en-US" w:bidi="ar-SA"/>
     </w:rPr>

--- a/klagomål/A 57253-2023 FSC-klagomål.docx
+++ b/klagomål/A 57253-2023 FSC-klagomål.docx
@@ -959,7 +959,7 @@
     <w:r>
       <w:tab/>
       <w:tab/>
-      <w:t>2026-06-18</w:t>
+      <w:t>2026-06-19</w:t>
       <w:br/>
       <w:br/>
     </w:r>

--- a/klagomål/A 57253-2023 FSC-klagomål.docx
+++ b/klagomål/A 57253-2023 FSC-klagomål.docx
@@ -959,7 +959,7 @@
     <w:r>
       <w:tab/>
       <w:tab/>
-      <w:t>2026-06-19</w:t>
+      <w:t>2026-06-20</w:t>
       <w:br/>
       <w:br/>
     </w:r>

--- a/klagomål/A 57253-2023 FSC-klagomål.docx
+++ b/klagomål/A 57253-2023 FSC-klagomål.docx
@@ -168,38 +168,7 @@
     </w:p>
     <w:p>
       <w:r>
-        <w:t>Detta dokument behandlar höga naturvärden i avverkningsanmälan A 57253-2023 i Nordanstigs kommun som inkom 2023-11-15 och omfattar 16,0 ha.</w:t>
-      </w:r>
-    </w:p>
-    <w:p>
-      <w:r>
-        <w:t>Nedan presenteras fynd av naturvårdsarter och fridlysta arter som gjorts i det avverkningsanmälda området, samt relevanta utdrag ur standarderna för FSC, Chain of Custody, Controlled Wood och PEFC.</w:t>
-      </w:r>
-    </w:p>
-    <w:p>
-      <w:r>
-        <w:t>Vi förväntar oss att ni återkommer med ett skriftligt svar på vårt klagomål och även beskriver vilka korrigerande åtgärder ni satt in för att rätta till identifierade brister i er efterlevnad av den svenska FSC standarden.</w:t>
-      </w:r>
-    </w:p>
-    <w:p>
-      <w:pPr>
-        <w:pStyle w:val="Heading1"/>
-      </w:pPr>
-      <w:r>
-        <w:t>Naturvårdsarter</w:t>
-      </w:r>
-    </w:p>
-    <w:p>
-      <w:r>
-        <w:t>I och inom 21 meter från avverkningsanmälan har följande 11 naturvårdsarter hittats: björksplintborre (S), korallrot (S, T, §8), kransrams (S, T), källpraktmossa (S, T), mörk husmossa (S, T), svart trolldruva (S, T), ögonpyrola (S, T), blåsippa (T, §9), kransmossa (T), ormbär (T) och torta (T). Arter som är signalarter enligt Skogsstyrelsen har markerats med (S). Typiska arter inom Natura 2000 som är kopplade till skogsekosystem har markerats med (T). För fridlysta arter anges även paragrafen i Artskyddsförordningen som arten är fridlyst enligt.</w:t>
-      </w:r>
-    </w:p>
-    <w:p>
-      <w:r>
-        <w:t>De påträffade naturvårdsarterna är ett tydligt kvitto på att det rör sig om en skog med höga naturvärden.</w:t>
-      </w:r>
-      <w:r>
-        <w:t xml:space="preserve"> I Figur 1 visas fyndplatser för naturvårdsarter i området, som finns registrerade på Artportalen.</w:t>
+        <w:t>Detta klagomål behandlar höga naturvärden i avverkningsanmälan A 57253-2023 i Nordanstigs kommun som inkom 2023-11-15 och omfattar 16,0 ha.</w:t>
       </w:r>
     </w:p>
     <w:p>
@@ -247,20 +216,35 @@
         <w:spacing w:after="240"/>
       </w:pPr>
       <w:r>
-        <w:t>Figur 1. Fyndplatser för naturvårdsarter i och inom 21 meter från avverkningsanmälan (röd linje). Markörer utan svart kant är placerade på fyndplatsen. Markörer med svart kant är placerade vid sidan av fyndplatsen och har ett svart streck som visar fyndplatsens exakta position. Kartans mittpunktskoordinat är N 6896400, E 576153 i SWEREF 99 TM.</w:t>
+        <w:t>Figur 1. Fyndplatser för naturvårdsarter i och inom 21 meter från avverkningsanmälan. Markörer utan svart kant är placerade på fyndplatsen. Markörer med svart kant är placerade vid sidan av fyndplatsen har ett svart streck som visar fyndplatsens exakta position. Kartans mittpunktskoordinat är N 6896400, E 576153 i SWEREF 99 TM.</w:t>
+      </w:r>
+    </w:p>
+    <w:p>
+      <w:r>
+        <w:t>I och inom 21 meter från avverkningsanmälan finns fynd av 11 naturvårdsarter, varav 2 är fridlysta, 10 är typiska (T) och 7 är signalarter (S): björksplintborre (S), korallrot (S, T, §8), kransrams (S, T), källpraktmossa (S, T), mörk husmossa (S, T), svart trolldruva (S, T), ögonpyrola (S, T), blåsippa (T, §9), kransmossa (T), ormbär (T) och torta (T). Se Figur 1.</w:t>
+      </w:r>
+    </w:p>
+    <w:p>
+      <w:r>
+        <w:t>Nedan presenteras relevanta utdrag ur standarderna för FSC, Chain of Custody, Controlled Wood och PEFC.</w:t>
+      </w:r>
+    </w:p>
+    <w:p>
+      <w:r>
+        <w:t>Vi förväntar oss att ni återkommer med ett skriftligt svar på vårt klagomål och även beskriver vilka korrigerande åtgärder ni satt in för att rätta till identifierade brister i er efterlevnad av den svenska FSC standarden.</w:t>
       </w:r>
     </w:p>
     <w:p>
       <w:pPr>
-        <w:pStyle w:val="Heading2"/>
+        <w:pStyle w:val="Heading1"/>
       </w:pPr>
       <w:r>
-        <w:t>Fridlysta arter</w:t>
+        <w:t>Naturvårdsarter och fridlysta arter</w:t>
       </w:r>
     </w:p>
     <w:p>
       <w:r>
-        <w:t>Följande fridlysta arter har sina livsmiljöer och växtplatser i den avverkningsanmälda skogen: korallrot (S, T, §8) och blåsippa (T, §9).</w:t>
+        <w:t>Nedan följer beskrivningar av de naturvårdsarter och fridlysta arter som har sina livsmiljöer och växtplatser i den avverkningsanmälda skogen. De påträffade naturvårdsarterna är ett tydligt kvitto på att det rör sig om en skog med höga naturvärden.</w:t>
       </w:r>
     </w:p>
     <w:p>
@@ -268,28 +252,10 @@
         <w:rPr>
           <w:b/>
         </w:rPr>
-        <w:t>Blåsippa (§9)</w:t>
+        <w:t xml:space="preserve">Björksplintborre </w:t>
       </w:r>
       <w:r>
-        <w:t xml:space="preserve"> är typisk art för </w:t>
-      </w:r>
-      <w:r>
-        <w:rPr>
-          <w:i/>
-        </w:rPr>
-        <w:t>9050 Näringsrik granskog, 9020 Nordlig ädellövskog</w:t>
-      </w:r>
-      <w:r>
-        <w:t xml:space="preserve"> och </w:t>
-      </w:r>
-      <w:r>
-        <w:rPr>
-          <w:i/>
-        </w:rPr>
-        <w:t>8240 Karsthällmarker</w:t>
-      </w:r>
-      <w:r>
-        <w:t xml:space="preserve"> (SLU Artdatabanken, 2025).</w:t>
+        <w:t>är en skalbagge vars larvutveckling sker i bark på nyligen döda björkar, både stående träd och vindfällen. En prydlig rad med runda ventilationshål i barken ovanför modergången är synnerligen karaktäristiskt. Arten är knuten till lövrika blandskogar med en hög andel gamla träd, och starkt gynnad av naturliga störningar som torka, översvämningar, brand och stormfällningar. Talrika gnagspår kan tyda på biotoper med höga naturvärden, exempelvis för ovanliga hackspettar och andra, mer sällsynta vedinsekter. Larverna är omtyckt hackspettsföda (SLU Artdatabanken, 2025).</w:t>
       </w:r>
     </w:p>
     <w:p>
@@ -310,54 +276,6 @@
       </w:r>
       <w:r>
         <w:t xml:space="preserve"> och fridlyst enligt 8 § artskyddsförordningen (SLU Artdatabanken, 2024; Nitare &amp; Skogsstyrelsen, 2019).</w:t>
-      </w:r>
-    </w:p>
-    <w:p>
-      <w:pPr>
-        <w:pStyle w:val="Heading2"/>
-      </w:pPr>
-      <w:r>
-        <w:t>Övriga naturvårdsarter</w:t>
-      </w:r>
-    </w:p>
-    <w:p>
-      <w:r>
-        <w:rPr>
-          <w:b/>
-        </w:rPr>
-        <w:t xml:space="preserve">Björksplintborre </w:t>
-      </w:r>
-      <w:r>
-        <w:t>är en skalbagge vars larvutveckling sker i bark på nyligen döda björkar, både stående träd och vindfällen. En prydlig rad med runda ventilationshål i barken ovanför modergången är synnerligen karaktäristiskt. Arten är knuten till lövrika blandskogar med en hög andel gamla träd, och starkt gynnad av naturliga störningar som torka, översvämningar, brand och stormfällningar. Talrika gnagspår kan tyda på biotoper med höga naturvärden, exempelvis för ovanliga hackspettar och andra, mer sällsynta vedinsekter. Larverna är omtyckt hackspettsföda (SLU Artdatabanken, 2025).</w:t>
-      </w:r>
-    </w:p>
-    <w:p>
-      <w:r>
-        <w:rPr>
-          <w:b/>
-        </w:rPr>
-        <w:t>Kransmossa</w:t>
-      </w:r>
-      <w:r>
-        <w:t xml:space="preserve"> är typisk art för </w:t>
-      </w:r>
-      <w:r>
-        <w:rPr>
-          <w:i/>
-        </w:rPr>
-        <w:t xml:space="preserve">9050 Näringsrik granskog </w:t>
-      </w:r>
-      <w:r>
-        <w:t xml:space="preserve">och </w:t>
-      </w:r>
-      <w:r>
-        <w:rPr>
-          <w:i/>
-        </w:rPr>
-        <w:t xml:space="preserve">6170 Alpina kalkgräsmarker </w:t>
-      </w:r>
-      <w:r>
-        <w:t>(SLU Artdatabanken, 2025).</w:t>
       </w:r>
     </w:p>
     <w:p>
@@ -443,26 +361,6 @@
         <w:rPr>
           <w:b/>
         </w:rPr>
-        <w:t>Ormbär</w:t>
-      </w:r>
-      <w:r>
-        <w:t xml:space="preserve"> är typisk art för </w:t>
-      </w:r>
-      <w:r>
-        <w:rPr>
-          <w:i/>
-        </w:rPr>
-        <w:t xml:space="preserve">9050 Näringsrik granskog </w:t>
-      </w:r>
-      <w:r>
-        <w:t>(SLU Artdatabanken, 2025).</w:t>
-      </w:r>
-    </w:p>
-    <w:p>
-      <w:r>
-        <w:rPr>
-          <w:b/>
-        </w:rPr>
         <w:t>Svart trolldruva</w:t>
       </w:r>
       <w:r>
@@ -501,6 +399,113 @@
         <w:rPr>
           <w:b/>
         </w:rPr>
+        <w:t xml:space="preserve">Ögonpyrola </w:t>
+      </w:r>
+      <w:r>
+        <w:t xml:space="preserve">är normalt en bra signalart som visar på områden med höga naturvärden och stabila förhållanden, särskilt inom näringsfattiga trakter. Växten är mycket känslig för markskador och försvinner snabbt efter slutavverkning. Den hotas också av skogsgödsling och markavvattning. Ögonpyrola är typisk art för </w:t>
+      </w:r>
+      <w:r>
+        <w:rPr>
+          <w:i/>
+        </w:rPr>
+        <w:t>9010 Taiga</w:t>
+      </w:r>
+      <w:r>
+        <w:t xml:space="preserve"> och</w:t>
+      </w:r>
+      <w:r>
+        <w:rPr>
+          <w:i/>
+        </w:rPr>
+        <w:t xml:space="preserve"> 9070 Trädklädd betesmark</w:t>
+      </w:r>
+      <w:r>
+        <w:t xml:space="preserve"> (Nitare &amp; Skogsstyrelsen, 2019; SLU Artdatabanken, 2024).</w:t>
+      </w:r>
+    </w:p>
+    <w:p>
+      <w:r>
+        <w:rPr>
+          <w:b/>
+        </w:rPr>
+        <w:t>Blåsippa (§9)</w:t>
+      </w:r>
+      <w:r>
+        <w:t xml:space="preserve"> är typisk art för </w:t>
+      </w:r>
+      <w:r>
+        <w:rPr>
+          <w:i/>
+        </w:rPr>
+        <w:t>9050 Näringsrik granskog, 9020 Nordlig ädellövskog</w:t>
+      </w:r>
+      <w:r>
+        <w:t xml:space="preserve"> och </w:t>
+      </w:r>
+      <w:r>
+        <w:rPr>
+          <w:i/>
+        </w:rPr>
+        <w:t>8240 Karsthällmarker</w:t>
+      </w:r>
+      <w:r>
+        <w:t xml:space="preserve"> (SLU Artdatabanken, 2025).</w:t>
+      </w:r>
+    </w:p>
+    <w:p>
+      <w:r>
+        <w:rPr>
+          <w:b/>
+        </w:rPr>
+        <w:t>Kransmossa</w:t>
+      </w:r>
+      <w:r>
+        <w:t xml:space="preserve"> är typisk art för </w:t>
+      </w:r>
+      <w:r>
+        <w:rPr>
+          <w:i/>
+        </w:rPr>
+        <w:t xml:space="preserve">9050 Näringsrik granskog </w:t>
+      </w:r>
+      <w:r>
+        <w:t xml:space="preserve">och </w:t>
+      </w:r>
+      <w:r>
+        <w:rPr>
+          <w:i/>
+        </w:rPr>
+        <w:t xml:space="preserve">6170 Alpina kalkgräsmarker </w:t>
+      </w:r>
+      <w:r>
+        <w:t>(SLU Artdatabanken, 2025).</w:t>
+      </w:r>
+    </w:p>
+    <w:p>
+      <w:r>
+        <w:rPr>
+          <w:b/>
+        </w:rPr>
+        <w:t>Ormbär</w:t>
+      </w:r>
+      <w:r>
+        <w:t xml:space="preserve"> är typisk art för </w:t>
+      </w:r>
+      <w:r>
+        <w:rPr>
+          <w:i/>
+        </w:rPr>
+        <w:t xml:space="preserve">9050 Näringsrik granskog </w:t>
+      </w:r>
+      <w:r>
+        <w:t>(SLU Artdatabanken, 2025).</w:t>
+      </w:r>
+    </w:p>
+    <w:p>
+      <w:r>
+        <w:rPr>
+          <w:b/>
+        </w:rPr>
         <w:t xml:space="preserve">Torta </w:t>
       </w:r>
       <w:r>
@@ -523,35 +528,6 @@
       </w:r>
       <w:r>
         <w:t>(SLU Artdatabanken, 2025).</w:t>
-      </w:r>
-    </w:p>
-    <w:p>
-      <w:r>
-        <w:rPr>
-          <w:b/>
-        </w:rPr>
-        <w:t xml:space="preserve">Ögonpyrola </w:t>
-      </w:r>
-      <w:r>
-        <w:t xml:space="preserve">är normalt en bra signalart som visar på områden med höga naturvärden och stabila förhållanden, särskilt inom näringsfattiga trakter. Växten är mycket känslig för markskador och försvinner snabbt efter slutavverkning. Den hotas också av skogsgödsling och markavvattning. Ögonpyrola är typisk art för </w:t>
-      </w:r>
-      <w:r>
-        <w:rPr>
-          <w:i/>
-        </w:rPr>
-        <w:t>9010 Taiga</w:t>
-      </w:r>
-      <w:r>
-        <w:t xml:space="preserve"> och</w:t>
-      </w:r>
-      <w:r>
-        <w:rPr>
-          <w:i/>
-        </w:rPr>
-        <w:t xml:space="preserve"> 9070 Trädklädd betesmark</w:t>
-      </w:r>
-      <w:r>
-        <w:t xml:space="preserve"> (Nitare &amp; Skogsstyrelsen, 2019; SLU Artdatabanken, 2024).</w:t>
       </w:r>
     </w:p>
     <w:p>
@@ -959,7 +935,7 @@
     <w:r>
       <w:tab/>
       <w:tab/>
-      <w:t>2026-06-20</w:t>
+      <w:t>2026-06-21</w:t>
       <w:br/>
       <w:br/>
     </w:r>

--- a/klagomål/A 57253-2023 FSC-klagomål.docx
+++ b/klagomål/A 57253-2023 FSC-klagomål.docx
@@ -935,7 +935,7 @@
     <w:r>
       <w:tab/>
       <w:tab/>
-      <w:t>2026-06-21</w:t>
+      <w:t>2026-06-22</w:t>
       <w:br/>
       <w:br/>
     </w:r>

--- a/klagomål/A 57253-2023 FSC-klagomål.docx
+++ b/klagomål/A 57253-2023 FSC-klagomål.docx
@@ -935,7 +935,7 @@
     <w:r>
       <w:tab/>
       <w:tab/>
-      <w:t>2026-06-22</w:t>
+      <w:t>2026-06-23</w:t>
       <w:br/>
       <w:br/>
     </w:r>

--- a/klagomål/A 57253-2023 FSC-klagomål.docx
+++ b/klagomål/A 57253-2023 FSC-klagomål.docx
@@ -935,7 +935,7 @@
     <w:r>
       <w:tab/>
       <w:tab/>
-      <w:t>2026-06-23</w:t>
+      <w:t>2026-06-24</w:t>
       <w:br/>
       <w:br/>
     </w:r>

--- a/klagomål/A 57253-2023 FSC-klagomål.docx
+++ b/klagomål/A 57253-2023 FSC-klagomål.docx
@@ -935,7 +935,7 @@
     <w:r>
       <w:tab/>
       <w:tab/>
-      <w:t>2026-06-24</w:t>
+      <w:t>2026-06-25</w:t>
       <w:br/>
       <w:br/>
     </w:r>

--- a/klagomål/A 57253-2023 FSC-klagomål.docx
+++ b/klagomål/A 57253-2023 FSC-klagomål.docx
@@ -935,7 +935,7 @@
     <w:r>
       <w:tab/>
       <w:tab/>
-      <w:t>2026-06-25</w:t>
+      <w:t>2026-06-26</w:t>
       <w:br/>
       <w:br/>
     </w:r>

--- a/klagomål/A 57253-2023 FSC-klagomål.docx
+++ b/klagomål/A 57253-2023 FSC-klagomål.docx
@@ -935,7 +935,7 @@
     <w:r>
       <w:tab/>
       <w:tab/>
-      <w:t>2026-06-26</w:t>
+      <w:t>2026-06-27</w:t>
       <w:br/>
       <w:br/>
     </w:r>

--- a/klagomål/A 57253-2023 FSC-klagomål.docx
+++ b/klagomål/A 57253-2023 FSC-klagomål.docx
@@ -935,7 +935,7 @@
     <w:r>
       <w:tab/>
       <w:tab/>
-      <w:t>2026-06-27</w:t>
+      <w:t>2026-06-28</w:t>
       <w:br/>
       <w:br/>
     </w:r>

--- a/klagomål/A 57253-2023 FSC-klagomål.docx
+++ b/klagomål/A 57253-2023 FSC-klagomål.docx
@@ -935,7 +935,7 @@
     <w:r>
       <w:tab/>
       <w:tab/>
-      <w:t>2026-06-28</w:t>
+      <w:t>2026-06-29</w:t>
       <w:br/>
       <w:br/>
     </w:r>

--- a/klagomål/A 57253-2023 FSC-klagomål.docx
+++ b/klagomål/A 57253-2023 FSC-klagomål.docx
@@ -935,7 +935,7 @@
     <w:r>
       <w:tab/>
       <w:tab/>
-      <w:t>2026-06-29</w:t>
+      <w:t>2026-06-30</w:t>
       <w:br/>
       <w:br/>
     </w:r>

--- a/klagomål/A 57253-2023 FSC-klagomål.docx
+++ b/klagomål/A 57253-2023 FSC-klagomål.docx
@@ -935,7 +935,7 @@
     <w:r>
       <w:tab/>
       <w:tab/>
-      <w:t>2026-06-30</w:t>
+      <w:t>2026-07-01</w:t>
       <w:br/>
       <w:br/>
     </w:r>

--- a/klagomål/A 57253-2023 FSC-klagomål.docx
+++ b/klagomål/A 57253-2023 FSC-klagomål.docx
@@ -935,7 +935,7 @@
     <w:r>
       <w:tab/>
       <w:tab/>
-      <w:t>2026-07-01</w:t>
+      <w:t>2026-07-02</w:t>
       <w:br/>
       <w:br/>
     </w:r>

--- a/klagomål/A 57253-2023 FSC-klagomål.docx
+++ b/klagomål/A 57253-2023 FSC-klagomål.docx
@@ -935,7 +935,7 @@
     <w:r>
       <w:tab/>
       <w:tab/>
-      <w:t>2026-07-13</w:t>
+      <w:t>2026-07-14</w:t>
       <w:br/>
       <w:br/>
     </w:r>

--- a/klagomål/A 57253-2023 FSC-klagomål.docx
+++ b/klagomål/A 57253-2023 FSC-klagomål.docx
@@ -935,7 +935,7 @@
     <w:r>
       <w:tab/>
       <w:tab/>
-      <w:t>2026-07-14</w:t>
+      <w:t>2026-07-15</w:t>
       <w:br/>
       <w:br/>
     </w:r>

--- a/klagomål/A 57253-2023 FSC-klagomål.docx
+++ b/klagomål/A 57253-2023 FSC-klagomål.docx
@@ -935,7 +935,7 @@
     <w:r>
       <w:tab/>
       <w:tab/>
-      <w:t>2026-07-15</w:t>
+      <w:t>2026-07-16</w:t>
       <w:br/>
       <w:br/>
     </w:r>

--- a/klagomål/A 57253-2023 FSC-klagomål.docx
+++ b/klagomål/A 57253-2023 FSC-klagomål.docx
@@ -935,7 +935,7 @@
     <w:r>
       <w:tab/>
       <w:tab/>
-      <w:t>2026-07-16</w:t>
+      <w:t>2026-07-17</w:t>
       <w:br/>
       <w:br/>
     </w:r>

--- a/klagomål/A 57253-2023 FSC-klagomål.docx
+++ b/klagomål/A 57253-2023 FSC-klagomål.docx
@@ -935,7 +935,7 @@
     <w:r>
       <w:tab/>
       <w:tab/>
-      <w:t>2026-07-17</w:t>
+      <w:t>2026-07-18</w:t>
       <w:br/>
       <w:br/>
     </w:r>

--- a/klagomål/A 57253-2023 FSC-klagomål.docx
+++ b/klagomål/A 57253-2023 FSC-klagomål.docx
@@ -935,7 +935,7 @@
     <w:r>
       <w:tab/>
       <w:tab/>
-      <w:t>2026-07-18</w:t>
+      <w:t>2026-07-19</w:t>
       <w:br/>
       <w:br/>
     </w:r>

--- a/klagomål/A 57253-2023 FSC-klagomål.docx
+++ b/klagomål/A 57253-2023 FSC-klagomål.docx
@@ -935,7 +935,7 @@
     <w:r>
       <w:tab/>
       <w:tab/>
-      <w:t>2026-07-19</w:t>
+      <w:t>2026-07-20</w:t>
       <w:br/>
       <w:br/>
     </w:r>

--- a/klagomål/A 57253-2023 FSC-klagomål.docx
+++ b/klagomål/A 57253-2023 FSC-klagomål.docx
@@ -935,7 +935,7 @@
     <w:r>
       <w:tab/>
       <w:tab/>
-      <w:t>2026-07-20</w:t>
+      <w:t>2026-07-21</w:t>
       <w:br/>
       <w:br/>
     </w:r>

--- a/klagomål/A 57253-2023 FSC-klagomål.docx
+++ b/klagomål/A 57253-2023 FSC-klagomål.docx
@@ -935,7 +935,7 @@
     <w:r>
       <w:tab/>
       <w:tab/>
-      <w:t>2026-07-21</w:t>
+      <w:t>2026-07-22</w:t>
       <w:br/>
       <w:br/>
     </w:r>

--- a/klagomål/A 57253-2023 FSC-klagomål.docx
+++ b/klagomål/A 57253-2023 FSC-klagomål.docx
@@ -935,7 +935,7 @@
     <w:r>
       <w:tab/>
       <w:tab/>
-      <w:t>2026-07-22</w:t>
+      <w:t>2026-07-23</w:t>
       <w:br/>
       <w:br/>
     </w:r>

--- a/klagomål/A 57253-2023 FSC-klagomål.docx
+++ b/klagomål/A 57253-2023 FSC-klagomål.docx
@@ -935,7 +935,7 @@
     <w:r>
       <w:tab/>
       <w:tab/>
-      <w:t>2026-07-23</w:t>
+      <w:t>2026-07-24</w:t>
       <w:br/>
       <w:br/>
     </w:r>

--- a/klagomål/A 57253-2023 FSC-klagomål.docx
+++ b/klagomål/A 57253-2023 FSC-klagomål.docx
@@ -935,7 +935,7 @@
     <w:r>
       <w:tab/>
       <w:tab/>
-      <w:t>2026-07-24</w:t>
+      <w:t>2026-07-25</w:t>
       <w:br/>
       <w:br/>
     </w:r>

--- a/klagomål/A 57253-2023 FSC-klagomål.docx
+++ b/klagomål/A 57253-2023 FSC-klagomål.docx
@@ -935,7 +935,7 @@
     <w:r>
       <w:tab/>
       <w:tab/>
-      <w:t>2026-07-25</w:t>
+      <w:t>2026-07-26</w:t>
       <w:br/>
       <w:br/>
     </w:r>

--- a/klagomål/A 57253-2023 FSC-klagomål.docx
+++ b/klagomål/A 57253-2023 FSC-klagomål.docx
@@ -935,7 +935,7 @@
     <w:r>
       <w:tab/>
       <w:tab/>
-      <w:t>2026-07-26</w:t>
+      <w:t>2026-07-27</w:t>
       <w:br/>
       <w:br/>
     </w:r>

--- a/klagomål/A 57253-2023 FSC-klagomål.docx
+++ b/klagomål/A 57253-2023 FSC-klagomål.docx
@@ -935,7 +935,7 @@
     <w:r>
       <w:tab/>
       <w:tab/>
-      <w:t>2026-07-27</w:t>
+      <w:t>2026-07-28</w:t>
       <w:br/>
       <w:br/>
     </w:r>

--- a/klagomål/A 57253-2023 FSC-klagomål.docx
+++ b/klagomål/A 57253-2023 FSC-klagomål.docx
@@ -935,7 +935,7 @@
     <w:r>
       <w:tab/>
       <w:tab/>
-      <w:t>2026-07-28</w:t>
+      <w:t>2026-07-29</w:t>
       <w:br/>
       <w:br/>
     </w:r>

--- a/klagomål/A 57253-2023 FSC-klagomål.docx
+++ b/klagomål/A 57253-2023 FSC-klagomål.docx
@@ -935,7 +935,7 @@
     <w:r>
       <w:tab/>
       <w:tab/>
-      <w:t>2026-07-29</w:t>
+      <w:t>2026-07-30</w:t>
       <w:br/>
       <w:br/>
     </w:r>

--- a/klagomål/A 57253-2023 FSC-klagomål.docx
+++ b/klagomål/A 57253-2023 FSC-klagomål.docx
@@ -935,7 +935,7 @@
     <w:r>
       <w:tab/>
       <w:tab/>
-      <w:t>2026-07-30</w:t>
+      <w:t>2026-07-31</w:t>
       <w:br/>
       <w:br/>
     </w:r>

--- a/klagomål/A 57253-2023 FSC-klagomål.docx
+++ b/klagomål/A 57253-2023 FSC-klagomål.docx
@@ -935,7 +935,7 @@
     <w:r>
       <w:tab/>
       <w:tab/>
-      <w:t>2026-07-31</w:t>
+      <w:t>2026-08-01</w:t>
       <w:br/>
       <w:br/>
     </w:r>

--- a/klagomål/A 57253-2023 FSC-klagomål.docx
+++ b/klagomål/A 57253-2023 FSC-klagomål.docx
@@ -935,7 +935,7 @@
     <w:r>
       <w:tab/>
       <w:tab/>
-      <w:t>2026-08-01</w:t>
+      <w:t>2026-08-02</w:t>
       <w:br/>
       <w:br/>
     </w:r>

--- a/klagomål/A 57253-2023 FSC-klagomål.docx
+++ b/klagomål/A 57253-2023 FSC-klagomål.docx
@@ -935,7 +935,7 @@
     <w:r>
       <w:tab/>
       <w:tab/>
-      <w:t>2026-08-02</w:t>
+      <w:t>2026-08-03</w:t>
       <w:br/>
       <w:br/>
     </w:r>

--- a/klagomål/A 57253-2023 FSC-klagomål.docx
+++ b/klagomål/A 57253-2023 FSC-klagomål.docx
@@ -935,7 +935,7 @@
     <w:r>
       <w:tab/>
       <w:tab/>
-      <w:t>2026-08-03</w:t>
+      <w:t>2026-08-05</w:t>
       <w:br/>
       <w:br/>
     </w:r>

--- a/klagomål/A 57253-2023 FSC-klagomål.docx
+++ b/klagomål/A 57253-2023 FSC-klagomål.docx
@@ -935,7 +935,7 @@
     <w:r>
       <w:tab/>
       <w:tab/>
-      <w:t>2026-08-05</w:t>
+      <w:t>2026-08-07</w:t>
       <w:br/>
       <w:br/>
     </w:r>

--- a/klagomål/A 57253-2023 FSC-klagomål.docx
+++ b/klagomål/A 57253-2023 FSC-klagomål.docx
@@ -935,7 +935,7 @@
     <w:r>
       <w:tab/>
       <w:tab/>
-      <w:t>2026-08-07</w:t>
+      <w:t>2026-08-08</w:t>
       <w:br/>
       <w:br/>
     </w:r>

--- a/klagomål/A 57253-2023 FSC-klagomål.docx
+++ b/klagomål/A 57253-2023 FSC-klagomål.docx
@@ -216,7 +216,7 @@
         <w:spacing w:after="240"/>
       </w:pPr>
       <w:r>
-        <w:t>Figur 1. Fyndplatser för naturvårdsarter i och inom 21 meter från avverkningsanmälan. Markörer utan svart kant är placerade på fyndplatsen. Markörer med svart kant är placerade vid sidan av fyndplatsen har ett svart streck som visar fyndplatsens exakta position. Kartans mittpunktskoordinat är N 6896400, E 576153 i SWEREF 99 TM.</w:t>
+        <w:t>Figur 1. Fyndplatser för naturvårdsarter i och inom 21 meter från avverkningsanmälan. Markörer utan svart kant är placerade på fyndplatsen. Markörer med svart kant är placerade vid sidan av fyndplatsen och har ett svart streck som visar fyndplatsens exakta position. Kartans mittpunktskoordinat är N 6896400, E 576153 i SWEREF 99 TM.</w:t>
       </w:r>
     </w:p>
     <w:p>
@@ -935,7 +935,7 @@
     <w:r>
       <w:tab/>
       <w:tab/>
-      <w:t>2026-08-14</w:t>
+      <w:t>2026-08-15</w:t>
       <w:br/>
       <w:br/>
     </w:r>

--- a/klagomål/A 57253-2023 FSC-klagomål.docx
+++ b/klagomål/A 57253-2023 FSC-klagomål.docx
@@ -935,7 +935,7 @@
     <w:r>
       <w:tab/>
       <w:tab/>
-      <w:t>2026-08-15</w:t>
+      <w:t>2026-08-16</w:t>
       <w:br/>
       <w:br/>
     </w:r>

--- a/klagomål/A 57253-2023 FSC-klagomål.docx
+++ b/klagomål/A 57253-2023 FSC-klagomål.docx
@@ -935,7 +935,7 @@
     <w:r>
       <w:tab/>
       <w:tab/>
-      <w:t>2026-08-16</w:t>
+      <w:t>2026-08-17</w:t>
       <w:br/>
       <w:br/>
     </w:r>

--- a/klagomål/A 57253-2023 FSC-klagomål.docx
+++ b/klagomål/A 57253-2023 FSC-klagomål.docx
@@ -935,7 +935,7 @@
     <w:r>
       <w:tab/>
       <w:tab/>
-      <w:t>2026-08-17</w:t>
+      <w:t>2026-08-18</w:t>
       <w:br/>
       <w:br/>
     </w:r>

--- a/klagomål/A 57253-2023 FSC-klagomål.docx
+++ b/klagomål/A 57253-2023 FSC-klagomål.docx
@@ -935,7 +935,7 @@
     <w:r>
       <w:tab/>
       <w:tab/>
-      <w:t>2026-08-18</w:t>
+      <w:t>2026-08-19</w:t>
       <w:br/>
       <w:br/>
     </w:r>

--- a/klagomål/A 57253-2023 FSC-klagomål.docx
+++ b/klagomål/A 57253-2023 FSC-klagomål.docx
@@ -935,7 +935,7 @@
     <w:r>
       <w:tab/>
       <w:tab/>
-      <w:t>2026-08-19</w:t>
+      <w:t>2026-08-20</w:t>
       <w:br/>
       <w:br/>
     </w:r>

--- a/klagomål/A 57253-2023 FSC-klagomål.docx
+++ b/klagomål/A 57253-2023 FSC-klagomål.docx
@@ -935,7 +935,7 @@
     <w:r>
       <w:tab/>
       <w:tab/>
-      <w:t>2026-08-20</w:t>
+      <w:t>2026-08-21</w:t>
       <w:br/>
       <w:br/>
     </w:r>

--- a/klagomål/A 57253-2023 FSC-klagomål.docx
+++ b/klagomål/A 57253-2023 FSC-klagomål.docx
@@ -935,7 +935,7 @@
     <w:r>
       <w:tab/>
       <w:tab/>
-      <w:t>2026-08-21</w:t>
+      <w:t>2026-08-22</w:t>
       <w:br/>
       <w:br/>
     </w:r>

--- a/klagomål/A 57253-2023 FSC-klagomål.docx
+++ b/klagomål/A 57253-2023 FSC-klagomål.docx
@@ -935,7 +935,7 @@
     <w:r>
       <w:tab/>
       <w:tab/>
-      <w:t>2026-08-22</w:t>
+      <w:t>2026-08-23</w:t>
       <w:br/>
       <w:br/>
     </w:r>

--- a/klagomål/A 57253-2023 FSC-klagomål.docx
+++ b/klagomål/A 57253-2023 FSC-klagomål.docx
@@ -935,7 +935,7 @@
     <w:r>
       <w:tab/>
       <w:tab/>
-      <w:t>2026-08-23</w:t>
+      <w:t>2026-08-24</w:t>
       <w:br/>
       <w:br/>
     </w:r>

--- a/klagomål/A 57253-2023 FSC-klagomål.docx
+++ b/klagomål/A 57253-2023 FSC-klagomål.docx
@@ -935,7 +935,7 @@
     <w:r>
       <w:tab/>
       <w:tab/>
-      <w:t>2026-08-24</w:t>
+      <w:t>2026-08-25</w:t>
       <w:br/>
       <w:br/>
     </w:r>

--- a/klagomål/A 57253-2023 FSC-klagomål.docx
+++ b/klagomål/A 57253-2023 FSC-klagomål.docx
@@ -935,7 +935,7 @@
     <w:r>
       <w:tab/>
       <w:tab/>
-      <w:t>2026-08-25</w:t>
+      <w:t>2026-08-26</w:t>
       <w:br/>
       <w:br/>
     </w:r>

--- a/klagomål/A 57253-2023 FSC-klagomål.docx
+++ b/klagomål/A 57253-2023 FSC-klagomål.docx
@@ -935,7 +935,7 @@
     <w:r>
       <w:tab/>
       <w:tab/>
-      <w:t>2026-08-26</w:t>
+      <w:t>2026-08-27</w:t>
       <w:br/>
       <w:br/>
     </w:r>

--- a/klagomål/A 57253-2023 FSC-klagomål.docx
+++ b/klagomål/A 57253-2023 FSC-klagomål.docx
@@ -935,7 +935,7 @@
     <w:r>
       <w:tab/>
       <w:tab/>
-      <w:t>2026-08-27</w:t>
+      <w:t>2026-08-28</w:t>
       <w:br/>
       <w:br/>
     </w:r>

--- a/klagomål/A 57253-2023 FSC-klagomål.docx
+++ b/klagomål/A 57253-2023 FSC-klagomål.docx
@@ -935,7 +935,7 @@
     <w:r>
       <w:tab/>
       <w:tab/>
-      <w:t>2026-08-28</w:t>
+      <w:t>2026-08-29</w:t>
       <w:br/>
       <w:br/>
     </w:r>

--- a/klagomål/A 57253-2023 FSC-klagomål.docx
+++ b/klagomål/A 57253-2023 FSC-klagomål.docx
@@ -935,7 +935,7 @@
     <w:r>
       <w:tab/>
       <w:tab/>
-      <w:t>2026-08-29</w:t>
+      <w:t>2026-08-31</w:t>
       <w:br/>
       <w:br/>
     </w:r>

--- a/klagomål/A 57253-2023 FSC-klagomål.docx
+++ b/klagomål/A 57253-2023 FSC-klagomål.docx
@@ -935,7 +935,7 @@
     <w:r>
       <w:tab/>
       <w:tab/>
-      <w:t>2026-08-31</w:t>
+      <w:t>2026-09-01</w:t>
       <w:br/>
       <w:br/>
     </w:r>

--- a/klagomål/A 57253-2023 FSC-klagomål.docx
+++ b/klagomål/A 57253-2023 FSC-klagomål.docx
@@ -935,7 +935,7 @@
     <w:r>
       <w:tab/>
       <w:tab/>
-      <w:t>2026-09-01</w:t>
+      <w:t>2026-09-02</w:t>
       <w:br/>
       <w:br/>
     </w:r>

--- a/klagomål/A 57253-2023 FSC-klagomål.docx
+++ b/klagomål/A 57253-2023 FSC-klagomål.docx
@@ -935,7 +935,7 @@
     <w:r>
       <w:tab/>
       <w:tab/>
-      <w:t>2026-09-02</w:t>
+      <w:t>2026-09-03</w:t>
       <w:br/>
       <w:br/>
     </w:r>

--- a/klagomål/A 57253-2023 FSC-klagomål.docx
+++ b/klagomål/A 57253-2023 FSC-klagomål.docx
@@ -935,7 +935,7 @@
     <w:r>
       <w:tab/>
       <w:tab/>
-      <w:t>2026-09-03</w:t>
+      <w:t>2026-09-04</w:t>
       <w:br/>
       <w:br/>
     </w:r>

--- a/klagomål/A 57253-2023 FSC-klagomål.docx
+++ b/klagomål/A 57253-2023 FSC-klagomål.docx
@@ -935,7 +935,7 @@
     <w:r>
       <w:tab/>
       <w:tab/>
-      <w:t>2026-09-04</w:t>
+      <w:t>2026-09-05</w:t>
       <w:br/>
       <w:br/>
     </w:r>

--- a/klagomål/A 57253-2023 FSC-klagomål.docx
+++ b/klagomål/A 57253-2023 FSC-klagomål.docx
@@ -935,7 +935,7 @@
     <w:r>
       <w:tab/>
       <w:tab/>
-      <w:t>2026-09-05</w:t>
+      <w:t>2026-09-06</w:t>
       <w:br/>
       <w:br/>
     </w:r>

--- a/klagomål/A 57253-2023 FSC-klagomål.docx
+++ b/klagomål/A 57253-2023 FSC-klagomål.docx
@@ -935,7 +935,7 @@
     <w:r>
       <w:tab/>
       <w:tab/>
-      <w:t>2026-09-06</w:t>
+      <w:t>2026-09-07</w:t>
       <w:br/>
       <w:br/>
     </w:r>

--- a/klagomål/A 57253-2023 FSC-klagomål.docx
+++ b/klagomål/A 57253-2023 FSC-klagomål.docx
@@ -935,7 +935,7 @@
     <w:r>
       <w:tab/>
       <w:tab/>
-      <w:t>2026-09-07</w:t>
+      <w:t>2026-09-08</w:t>
       <w:br/>
       <w:br/>
     </w:r>

--- a/klagomål/A 57253-2023 FSC-klagomål.docx
+++ b/klagomål/A 57253-2023 FSC-klagomål.docx
@@ -935,7 +935,7 @@
     <w:r>
       <w:tab/>
       <w:tab/>
-      <w:t>2026-09-08</w:t>
+      <w:t>2026-09-09</w:t>
       <w:br/>
       <w:br/>
     </w:r>

--- a/klagomål/A 57253-2023 FSC-klagomål.docx
+++ b/klagomål/A 57253-2023 FSC-klagomål.docx
@@ -935,7 +935,7 @@
     <w:r>
       <w:tab/>
       <w:tab/>
-      <w:t>2026-09-09</w:t>
+      <w:t>2026-09-10</w:t>
       <w:br/>
       <w:br/>
     </w:r>

--- a/klagomål/A 57253-2023 FSC-klagomål.docx
+++ b/klagomål/A 57253-2023 FSC-klagomål.docx
@@ -935,7 +935,7 @@
     <w:r>
       <w:tab/>
       <w:tab/>
-      <w:t>2026-09-10</w:t>
+      <w:t>2026-09-11</w:t>
       <w:br/>
       <w:br/>
     </w:r>

--- a/klagomål/A 57253-2023 FSC-klagomål.docx
+++ b/klagomål/A 57253-2023 FSC-klagomål.docx
@@ -935,7 +935,7 @@
     <w:r>
       <w:tab/>
       <w:tab/>
-      <w:t>2026-09-11</w:t>
+      <w:t>2026-09-12</w:t>
       <w:br/>
       <w:br/>
     </w:r>

--- a/klagomål/A 57253-2023 FSC-klagomål.docx
+++ b/klagomål/A 57253-2023 FSC-klagomål.docx
@@ -935,7 +935,7 @@
     <w:r>
       <w:tab/>
       <w:tab/>
-      <w:t>2026-09-12</w:t>
+      <w:t>2026-09-13</w:t>
       <w:br/>
       <w:br/>
     </w:r>
